--- a/docs/大创项目申报与结题全景分析报告.docx
+++ b/docs/大创项目申报与结题全景分析报告.docx
@@ -192,7 +192,7 @@
                 <w:sz w:val="24"/>
                 <w:szCs w:val="24"/>
               </w:rPr>
-              <w:t xml:space="preserve">编制日期：2026 年 9 月</w:t>
+              <w:t xml:space="preserve">编制日期：2026 年 9 月（第 3 版 · 全面复核）</w:t>
             </w:r>
           </w:p>
           <w:p>
@@ -309,6 +309,22 @@
     </w:p>
     <w:p>
       <w:pPr>
+        <w:spacing w:after="80" w:line="312"/>
+        <w:ind w:firstLine="480"/>
+        <w:jc w:val="both"/>
+      </w:pPr>
+      <w:r>
+        <w:rPr>
+          <w:rFonts w:ascii="Calibri" w:eastAsia="SimSun"/>
+          <w:color w:val="000000"/>
+          <w:sz w:val="24"/>
+          <w:szCs w:val="24"/>
+        </w:rPr>
+        <w:t xml:space="preserve">本报告为第 3 版（全面复核稿）。第 2 版复核了仓库增量提交；本版在此基础上对全部源码重新做了一次系统性盘点与交叉核实——后端一百二十八个接口端点逐条核对、二十四个数据模型逐一清点、三端全部页面与组件精确统计、测试与脚本资产逐个确认，并新增第一章 1.4 节系统规模量化清单，可直接用于申报书研究基础一节。初版至第 2 版记录的关键变化包括：九项安全漏洞的审计与修复、任务待办功能、mengxiangt.top 全站 HTTPS 与 ICP 备案上线、用户隐私保护指引与新手指引材料等。</w:t>
+      </w:r>
+    </w:p>
+    <w:p>
+      <w:pPr>
         <w:spacing w:before="200" w:line="312"/>
       </w:pPr>
       <w:r>
@@ -513,41 +529,6 @@
         </w:p>
         <w:p>
           <w:pPr>
-            <w:pStyle w:val="9"/>
-            <w:tabs>
-              <w:tab w:val="right" w:leader="dot" w:pos="9026"/>
-            </w:tabs>
-            <w:spacing w:before="120" w:after="60"/>
-          </w:pPr>
-          <w:hyperlink w:anchor="_Toc100004" w:history="1">
-            <w:r>
-              <w:rPr>
-                <w:rStyle w:val="Hyperlink"/>
-              </w:rPr>
-              <w:t>第二章  大创申报可行性分析</w:t>
-            </w:r>
-            <w:r>
-              <w:tab/>
-            </w:r>
-            <w:r>
-              <w:fldChar w:fldCharType="begin"/>
-            </w:r>
-            <w:r>
-              <w:instrText xml:space="preserve"> PAGEREF _Toc100004 \h </w:instrText>
-            </w:r>
-            <w:r>
-              <w:fldChar w:fldCharType="separate"/>
-            </w:r>
-            <w:r>
-              <w:t>3</w:t>
-            </w:r>
-            <w:r>
-              <w:fldChar w:fldCharType="end"/>
-            </w:r>
-          </w:hyperlink>
-        </w:p>
-        <w:p>
-          <w:pPr>
             <w:pStyle w:val="11"/>
             <w:ind w:left="360"/>
             <w:tabs>
@@ -555,12 +536,47 @@
             </w:tabs>
             <w:spacing w:before="120" w:after="60"/>
           </w:pPr>
+          <w:hyperlink w:anchor="_Toc100004" w:history="1">
+            <w:r>
+              <w:rPr>
+                <w:rStyle w:val="Hyperlink"/>
+              </w:rPr>
+              <w:t>1.4  系统规模量化清单</w:t>
+            </w:r>
+            <w:r>
+              <w:tab/>
+            </w:r>
+            <w:r>
+              <w:fldChar w:fldCharType="begin"/>
+            </w:r>
+            <w:r>
+              <w:instrText xml:space="preserve"> PAGEREF _Toc100004 \h </w:instrText>
+            </w:r>
+            <w:r>
+              <w:fldChar w:fldCharType="separate"/>
+            </w:r>
+            <w:r>
+              <w:t>3</w:t>
+            </w:r>
+            <w:r>
+              <w:fldChar w:fldCharType="end"/>
+            </w:r>
+          </w:hyperlink>
+        </w:p>
+        <w:p>
+          <w:pPr>
+            <w:pStyle w:val="9"/>
+            <w:tabs>
+              <w:tab w:val="right" w:leader="dot" w:pos="9026"/>
+            </w:tabs>
+            <w:spacing w:before="120" w:after="60"/>
+          </w:pPr>
           <w:hyperlink w:anchor="_Toc100005" w:history="1">
             <w:r>
               <w:rPr>
                 <w:rStyle w:val="Hyperlink"/>
               </w:rPr>
-              <w:t>2.1  应用场景</w:t>
+              <w:t>第二章  大创申报可行性分析</w:t>
             </w:r>
             <w:r>
               <w:tab/>
@@ -596,7 +612,7 @@
               <w:rPr>
                 <w:rStyle w:val="Hyperlink"/>
               </w:rPr>
-              <w:t>2.2  现实痛点</w:t>
+              <w:t>2.1  应用场景</w:t>
             </w:r>
             <w:r>
               <w:tab/>
@@ -611,7 +627,7 @@
               <w:fldChar w:fldCharType="separate"/>
             </w:r>
             <w:r>
-              <w:t>3</w:t>
+              <w:t>4</w:t>
             </w:r>
             <w:r>
               <w:fldChar w:fldCharType="end"/>
@@ -632,7 +648,7 @@
               <w:rPr>
                 <w:rStyle w:val="Hyperlink"/>
               </w:rPr>
-              <w:t>2.3  政策与趋势支撑</w:t>
+              <w:t>2.2  现实痛点</w:t>
             </w:r>
             <w:r>
               <w:tab/>
@@ -668,7 +684,7 @@
               <w:rPr>
                 <w:rStyle w:val="Hyperlink"/>
               </w:rPr>
-              <w:t>2.4  组别选择：首选创新训练项目</w:t>
+              <w:t>2.3  政策与趋势支撑</w:t>
             </w:r>
             <w:r>
               <w:tab/>
@@ -704,7 +720,7 @@
               <w:rPr>
                 <w:rStyle w:val="Hyperlink"/>
               </w:rPr>
-              <w:t>2.5  可行性总结（SWOT）</w:t>
+              <w:t>2.4  组别选择：首选创新训练项目</w:t>
             </w:r>
             <w:r>
               <w:tab/>
@@ -714,41 +730,6 @@
             </w:r>
             <w:r>
               <w:instrText xml:space="preserve"> PAGEREF _Toc100009 \h </w:instrText>
-            </w:r>
-            <w:r>
-              <w:fldChar w:fldCharType="separate"/>
-            </w:r>
-            <w:r>
-              <w:t>5</w:t>
-            </w:r>
-            <w:r>
-              <w:fldChar w:fldCharType="end"/>
-            </w:r>
-          </w:hyperlink>
-        </w:p>
-        <w:p>
-          <w:pPr>
-            <w:pStyle w:val="9"/>
-            <w:tabs>
-              <w:tab w:val="right" w:leader="dot" w:pos="9026"/>
-            </w:tabs>
-            <w:spacing w:before="120" w:after="60"/>
-          </w:pPr>
-          <w:hyperlink w:anchor="_Toc100010" w:history="1">
-            <w:r>
-              <w:rPr>
-                <w:rStyle w:val="Hyperlink"/>
-              </w:rPr>
-              <w:t>第三章  现有亮点与申报书可用素材</w:t>
-            </w:r>
-            <w:r>
-              <w:tab/>
-            </w:r>
-            <w:r>
-              <w:fldChar w:fldCharType="begin"/>
-            </w:r>
-            <w:r>
-              <w:instrText xml:space="preserve"> PAGEREF _Toc100010 \h </w:instrText>
             </w:r>
             <w:r>
               <w:fldChar w:fldCharType="separate"/>
@@ -770,12 +751,47 @@
             </w:tabs>
             <w:spacing w:before="120" w:after="60"/>
           </w:pPr>
+          <w:hyperlink w:anchor="_Toc100010" w:history="1">
+            <w:r>
+              <w:rPr>
+                <w:rStyle w:val="Hyperlink"/>
+              </w:rPr>
+              <w:t>2.5  可行性总结（SWOT）</w:t>
+            </w:r>
+            <w:r>
+              <w:tab/>
+            </w:r>
+            <w:r>
+              <w:fldChar w:fldCharType="begin"/>
+            </w:r>
+            <w:r>
+              <w:instrText xml:space="preserve"> PAGEREF _Toc100010 \h </w:instrText>
+            </w:r>
+            <w:r>
+              <w:fldChar w:fldCharType="separate"/>
+            </w:r>
+            <w:r>
+              <w:t>5</w:t>
+            </w:r>
+            <w:r>
+              <w:fldChar w:fldCharType="end"/>
+            </w:r>
+          </w:hyperlink>
+        </w:p>
+        <w:p>
+          <w:pPr>
+            <w:pStyle w:val="9"/>
+            <w:tabs>
+              <w:tab w:val="right" w:leader="dot" w:pos="9026"/>
+            </w:tabs>
+            <w:spacing w:before="120" w:after="60"/>
+          </w:pPr>
           <w:hyperlink w:anchor="_Toc100011" w:history="1">
             <w:r>
               <w:rPr>
                 <w:rStyle w:val="Hyperlink"/>
               </w:rPr>
-              <w:t>3.1  四个可直接写入申报书的创新点</w:t>
+              <w:t>第三章  现有亮点与申报书可用素材</w:t>
             </w:r>
             <w:r>
               <w:tab/>
@@ -790,7 +806,7 @@
               <w:fldChar w:fldCharType="separate"/>
             </w:r>
             <w:r>
-              <w:t>5</w:t>
+              <w:t>6</w:t>
             </w:r>
             <w:r>
               <w:fldChar w:fldCharType="end"/>
@@ -811,7 +827,7 @@
               <w:rPr>
                 <w:rStyle w:val="Hyperlink"/>
               </w:rPr>
-              <w:t>3.2  工程亮点清单</w:t>
+              <w:t>3.1  四个可直接写入申报书的创新点</w:t>
             </w:r>
             <w:r>
               <w:tab/>
@@ -847,7 +863,7 @@
               <w:rPr>
                 <w:rStyle w:val="Hyperlink"/>
               </w:rPr>
-              <w:t>3.3  与同类系统的差异化对比</w:t>
+              <w:t>3.2  工程亮点清单</w:t>
             </w:r>
             <w:r>
               <w:tab/>
@@ -883,7 +899,7 @@
               <w:rPr>
                 <w:rStyle w:val="Hyperlink"/>
               </w:rPr>
-              <w:t>3.4  研究基础一节的写法</w:t>
+              <w:t>3.3  与同类系统的差异化对比</w:t>
             </w:r>
             <w:r>
               <w:tab/>
@@ -893,41 +909,6 @@
             </w:r>
             <w:r>
               <w:instrText xml:space="preserve"> PAGEREF _Toc100014 \h </w:instrText>
-            </w:r>
-            <w:r>
-              <w:fldChar w:fldCharType="separate"/>
-            </w:r>
-            <w:r>
-              <w:t>7</w:t>
-            </w:r>
-            <w:r>
-              <w:fldChar w:fldCharType="end"/>
-            </w:r>
-          </w:hyperlink>
-        </w:p>
-        <w:p>
-          <w:pPr>
-            <w:pStyle w:val="9"/>
-            <w:tabs>
-              <w:tab w:val="right" w:leader="dot" w:pos="9026"/>
-            </w:tabs>
-            <w:spacing w:before="120" w:after="60"/>
-          </w:pPr>
-          <w:hyperlink w:anchor="_Toc100015" w:history="1">
-            <w:r>
-              <w:rPr>
-                <w:rStyle w:val="Hyperlink"/>
-              </w:rPr>
-              <w:t>第四章  现存不足诊断</w:t>
-            </w:r>
-            <w:r>
-              <w:tab/>
-            </w:r>
-            <w:r>
-              <w:fldChar w:fldCharType="begin"/>
-            </w:r>
-            <w:r>
-              <w:instrText xml:space="preserve"> PAGEREF _Toc100015 \h </w:instrText>
             </w:r>
             <w:r>
               <w:fldChar w:fldCharType="separate"/>
@@ -949,12 +930,47 @@
             </w:tabs>
             <w:spacing w:before="120" w:after="60"/>
           </w:pPr>
+          <w:hyperlink w:anchor="_Toc100015" w:history="1">
+            <w:r>
+              <w:rPr>
+                <w:rStyle w:val="Hyperlink"/>
+              </w:rPr>
+              <w:t>3.4  研究基础一节的写法</w:t>
+            </w:r>
+            <w:r>
+              <w:tab/>
+            </w:r>
+            <w:r>
+              <w:fldChar w:fldCharType="begin"/>
+            </w:r>
+            <w:r>
+              <w:instrText xml:space="preserve"> PAGEREF _Toc100015 \h </w:instrText>
+            </w:r>
+            <w:r>
+              <w:fldChar w:fldCharType="separate"/>
+            </w:r>
+            <w:r>
+              <w:t>7</w:t>
+            </w:r>
+            <w:r>
+              <w:fldChar w:fldCharType="end"/>
+            </w:r>
+          </w:hyperlink>
+        </w:p>
+        <w:p>
+          <w:pPr>
+            <w:pStyle w:val="9"/>
+            <w:tabs>
+              <w:tab w:val="right" w:leader="dot" w:pos="9026"/>
+            </w:tabs>
+            <w:spacing w:before="120" w:after="60"/>
+          </w:pPr>
           <w:hyperlink w:anchor="_Toc100016" w:history="1">
             <w:r>
               <w:rPr>
                 <w:rStyle w:val="Hyperlink"/>
               </w:rPr>
-              <w:t>4.1  功能层面</w:t>
+              <w:t>第四章  现存不足诊断</w:t>
             </w:r>
             <w:r>
               <w:tab/>
@@ -990,7 +1006,7 @@
               <w:rPr>
                 <w:rStyle w:val="Hyperlink"/>
               </w:rPr>
-              <w:t>4.2  创新点层面</w:t>
+              <w:t>4.1  功能层面</w:t>
             </w:r>
             <w:r>
               <w:tab/>
@@ -1005,7 +1021,7 @@
               <w:fldChar w:fldCharType="separate"/>
             </w:r>
             <w:r>
-              <w:t>7</w:t>
+              <w:t>8</w:t>
             </w:r>
             <w:r>
               <w:fldChar w:fldCharType="end"/>
@@ -1026,7 +1042,7 @@
               <w:rPr>
                 <w:rStyle w:val="Hyperlink"/>
               </w:rPr>
-              <w:t>4.3  工程完整度</w:t>
+              <w:t>4.2  创新点层面</w:t>
             </w:r>
             <w:r>
               <w:tab/>
@@ -1062,7 +1078,7 @@
               <w:rPr>
                 <w:rStyle w:val="Hyperlink"/>
               </w:rPr>
-              <w:t>4.4  实际落地价值</w:t>
+              <w:t>4.3  工程完整度</w:t>
             </w:r>
             <w:r>
               <w:tab/>
@@ -1098,7 +1114,7 @@
               <w:rPr>
                 <w:rStyle w:val="Hyperlink"/>
               </w:rPr>
-              <w:t>4.5  论文与结题材料</w:t>
+              <w:t>4.4  实际落地价值</w:t>
             </w:r>
             <w:r>
               <w:tab/>
@@ -1134,7 +1150,7 @@
               <w:rPr>
                 <w:rStyle w:val="Hyperlink"/>
               </w:rPr>
-              <w:t>4.6  不足汇总与处置级别</w:t>
+              <w:t>4.5  论文与结题材料</w:t>
             </w:r>
             <w:r>
               <w:tab/>
@@ -1144,41 +1160,6 @@
             </w:r>
             <w:r>
               <w:instrText xml:space="preserve"> PAGEREF _Toc100021 \h </w:instrText>
-            </w:r>
-            <w:r>
-              <w:fldChar w:fldCharType="separate"/>
-            </w:r>
-            <w:r>
-              <w:t>8</w:t>
-            </w:r>
-            <w:r>
-              <w:fldChar w:fldCharType="end"/>
-            </w:r>
-          </w:hyperlink>
-        </w:p>
-        <w:p>
-          <w:pPr>
-            <w:pStyle w:val="9"/>
-            <w:tabs>
-              <w:tab w:val="right" w:leader="dot" w:pos="9026"/>
-            </w:tabs>
-            <w:spacing w:before="120" w:after="60"/>
-          </w:pPr>
-          <w:hyperlink w:anchor="_Toc100022" w:history="1">
-            <w:r>
-              <w:rPr>
-                <w:rStyle w:val="Hyperlink"/>
-              </w:rPr>
-              <w:t>第五章  分级迭代改进方案</w:t>
-            </w:r>
-            <w:r>
-              <w:tab/>
-            </w:r>
-            <w:r>
-              <w:fldChar w:fldCharType="begin"/>
-            </w:r>
-            <w:r>
-              <w:instrText xml:space="preserve"> PAGEREF _Toc100022 \h </w:instrText>
             </w:r>
             <w:r>
               <w:fldChar w:fldCharType="separate"/>
@@ -1200,12 +1181,47 @@
             </w:tabs>
             <w:spacing w:before="120" w:after="60"/>
           </w:pPr>
+          <w:hyperlink w:anchor="_Toc100022" w:history="1">
+            <w:r>
+              <w:rPr>
+                <w:rStyle w:val="Hyperlink"/>
+              </w:rPr>
+              <w:t>4.6  不足汇总与处置级别</w:t>
+            </w:r>
+            <w:r>
+              <w:tab/>
+            </w:r>
+            <w:r>
+              <w:fldChar w:fldCharType="begin"/>
+            </w:r>
+            <w:r>
+              <w:instrText xml:space="preserve"> PAGEREF _Toc100022 \h </w:instrText>
+            </w:r>
+            <w:r>
+              <w:fldChar w:fldCharType="separate"/>
+            </w:r>
+            <w:r>
+              <w:t>9</w:t>
+            </w:r>
+            <w:r>
+              <w:fldChar w:fldCharType="end"/>
+            </w:r>
+          </w:hyperlink>
+        </w:p>
+        <w:p>
+          <w:pPr>
+            <w:pStyle w:val="9"/>
+            <w:tabs>
+              <w:tab w:val="right" w:leader="dot" w:pos="9026"/>
+            </w:tabs>
+            <w:spacing w:before="120" w:after="60"/>
+          </w:pPr>
           <w:hyperlink w:anchor="_Toc100023" w:history="1">
             <w:r>
               <w:rPr>
                 <w:rStyle w:val="Hyperlink"/>
               </w:rPr>
-              <w:t>5.1  低成本快速迭代（R1 至 R8）</w:t>
+              <w:t>第五章  分级迭代改进方案</w:t>
             </w:r>
             <w:r>
               <w:tab/>
@@ -1241,7 +1257,7 @@
               <w:rPr>
                 <w:rStyle w:val="Hyperlink"/>
               </w:rPr>
-              <w:t>5.2  深度拔高迭代（D1 至 D8）</w:t>
+              <w:t>5.1  低成本快速迭代（R1 至 R8）</w:t>
             </w:r>
             <w:r>
               <w:tab/>
@@ -1277,7 +1293,7 @@
               <w:rPr>
                 <w:rStyle w:val="Hyperlink"/>
               </w:rPr>
-              <w:t>5.3  优先级总览</w:t>
+              <w:t>5.2  深度拔高迭代（D1 至 D8）</w:t>
             </w:r>
             <w:r>
               <w:tab/>
@@ -1287,41 +1303,6 @@
             </w:r>
             <w:r>
               <w:instrText xml:space="preserve"> PAGEREF _Toc100025 \h </w:instrText>
-            </w:r>
-            <w:r>
-              <w:fldChar w:fldCharType="separate"/>
-            </w:r>
-            <w:r>
-              <w:t>10</w:t>
-            </w:r>
-            <w:r>
-              <w:fldChar w:fldCharType="end"/>
-            </w:r>
-          </w:hyperlink>
-        </w:p>
-        <w:p>
-          <w:pPr>
-            <w:pStyle w:val="9"/>
-            <w:tabs>
-              <w:tab w:val="right" w:leader="dot" w:pos="9026"/>
-            </w:tabs>
-            <w:spacing w:before="120" w:after="60"/>
-          </w:pPr>
-          <w:hyperlink w:anchor="_Toc100026" w:history="1">
-            <w:r>
-              <w:rPr>
-                <w:rStyle w:val="Hyperlink"/>
-              </w:rPr>
-              <w:t>第六章  创新点挖掘与价值拔高</w:t>
-            </w:r>
-            <w:r>
-              <w:tab/>
-            </w:r>
-            <w:r>
-              <w:fldChar w:fldCharType="begin"/>
-            </w:r>
-            <w:r>
-              <w:instrText xml:space="preserve"> PAGEREF _Toc100026 \h </w:instrText>
             </w:r>
             <w:r>
               <w:fldChar w:fldCharType="separate"/>
@@ -1343,12 +1324,47 @@
             </w:tabs>
             <w:spacing w:before="120" w:after="60"/>
           </w:pPr>
+          <w:hyperlink w:anchor="_Toc100026" w:history="1">
+            <w:r>
+              <w:rPr>
+                <w:rStyle w:val="Hyperlink"/>
+              </w:rPr>
+              <w:t>5.3  优先级总览</w:t>
+            </w:r>
+            <w:r>
+              <w:tab/>
+            </w:r>
+            <w:r>
+              <w:fldChar w:fldCharType="begin"/>
+            </w:r>
+            <w:r>
+              <w:instrText xml:space="preserve"> PAGEREF _Toc100026 \h </w:instrText>
+            </w:r>
+            <w:r>
+              <w:fldChar w:fldCharType="separate"/>
+            </w:r>
+            <w:r>
+              <w:t>10</w:t>
+            </w:r>
+            <w:r>
+              <w:fldChar w:fldCharType="end"/>
+            </w:r>
+          </w:hyperlink>
+        </w:p>
+        <w:p>
+          <w:pPr>
+            <w:pStyle w:val="9"/>
+            <w:tabs>
+              <w:tab w:val="right" w:leader="dot" w:pos="9026"/>
+            </w:tabs>
+            <w:spacing w:before="120" w:after="60"/>
+          </w:pPr>
           <w:hyperlink w:anchor="_Toc100027" w:history="1">
             <w:r>
               <w:rPr>
                 <w:rStyle w:val="Hyperlink"/>
               </w:rPr>
-              <w:t>6.1  叙事重构：从作业系统到可信评价基础设施</w:t>
+              <w:t>第六章  创新点挖掘与价值拔高</w:t>
             </w:r>
             <w:r>
               <w:tab/>
@@ -1384,7 +1400,7 @@
               <w:rPr>
                 <w:rStyle w:val="Hyperlink"/>
               </w:rPr>
-              <w:t>6.2  创新点提炼的四个维度</w:t>
+              <w:t>6.1  叙事重构：从作业系统到可信评价基础设施</w:t>
             </w:r>
             <w:r>
               <w:tab/>
@@ -1420,7 +1436,7 @@
               <w:rPr>
                 <w:rStyle w:val="Hyperlink"/>
               </w:rPr>
-              <w:t>6.3  项目名称候选</w:t>
+              <w:t>6.2  创新点提炼的四个维度</w:t>
             </w:r>
             <w:r>
               <w:tab/>
@@ -1435,7 +1451,7 @@
               <w:fldChar w:fldCharType="separate"/>
             </w:r>
             <w:r>
-              <w:t>10</w:t>
+              <w:t>11</w:t>
             </w:r>
             <w:r>
               <w:fldChar w:fldCharType="end"/>
@@ -1456,7 +1472,7 @@
               <w:rPr>
                 <w:rStyle w:val="Hyperlink"/>
               </w:rPr>
-              <w:t>6.4  避坑清单</w:t>
+              <w:t>6.3  项目名称候选</w:t>
             </w:r>
             <w:r>
               <w:tab/>
@@ -1466,41 +1482,6 @@
             </w:r>
             <w:r>
               <w:instrText xml:space="preserve"> PAGEREF _Toc100030 \h </w:instrText>
-            </w:r>
-            <w:r>
-              <w:fldChar w:fldCharType="separate"/>
-            </w:r>
-            <w:r>
-              <w:t>11</w:t>
-            </w:r>
-            <w:r>
-              <w:fldChar w:fldCharType="end"/>
-            </w:r>
-          </w:hyperlink>
-        </w:p>
-        <w:p>
-          <w:pPr>
-            <w:pStyle w:val="9"/>
-            <w:tabs>
-              <w:tab w:val="right" w:leader="dot" w:pos="9026"/>
-            </w:tabs>
-            <w:spacing w:before="120" w:after="60"/>
-          </w:pPr>
-          <w:hyperlink w:anchor="_Toc100031" w:history="1">
-            <w:r>
-              <w:rPr>
-                <w:rStyle w:val="Hyperlink"/>
-              </w:rPr>
-              <w:t>第七章  申报书、结题报告与答辩材料写作要点</w:t>
-            </w:r>
-            <w:r>
-              <w:tab/>
-            </w:r>
-            <w:r>
-              <w:fldChar w:fldCharType="begin"/>
-            </w:r>
-            <w:r>
-              <w:instrText xml:space="preserve"> PAGEREF _Toc100031 \h </w:instrText>
             </w:r>
             <w:r>
               <w:fldChar w:fldCharType="separate"/>
@@ -1522,12 +1503,47 @@
             </w:tabs>
             <w:spacing w:before="120" w:after="60"/>
           </w:pPr>
+          <w:hyperlink w:anchor="_Toc100031" w:history="1">
+            <w:r>
+              <w:rPr>
+                <w:rStyle w:val="Hyperlink"/>
+              </w:rPr>
+              <w:t>6.4  避坑清单</w:t>
+            </w:r>
+            <w:r>
+              <w:tab/>
+            </w:r>
+            <w:r>
+              <w:fldChar w:fldCharType="begin"/>
+            </w:r>
+            <w:r>
+              <w:instrText xml:space="preserve"> PAGEREF _Toc100031 \h </w:instrText>
+            </w:r>
+            <w:r>
+              <w:fldChar w:fldCharType="separate"/>
+            </w:r>
+            <w:r>
+              <w:t>11</w:t>
+            </w:r>
+            <w:r>
+              <w:fldChar w:fldCharType="end"/>
+            </w:r>
+          </w:hyperlink>
+        </w:p>
+        <w:p>
+          <w:pPr>
+            <w:pStyle w:val="9"/>
+            <w:tabs>
+              <w:tab w:val="right" w:leader="dot" w:pos="9026"/>
+            </w:tabs>
+            <w:spacing w:before="120" w:after="60"/>
+          </w:pPr>
           <w:hyperlink w:anchor="_Toc100032" w:history="1">
             <w:r>
               <w:rPr>
                 <w:rStyle w:val="Hyperlink"/>
               </w:rPr>
-              <w:t>7.1  申报书逐节要点</w:t>
+              <w:t>第七章  申报书、结题报告与答辩材料写作要点</w:t>
             </w:r>
             <w:r>
               <w:tab/>
@@ -1563,7 +1579,7 @@
               <w:rPr>
                 <w:rStyle w:val="Hyperlink"/>
               </w:rPr>
-              <w:t>7.2  十二个月进度安排</w:t>
+              <w:t>7.1  申报书逐节要点</w:t>
             </w:r>
             <w:r>
               <w:tab/>
@@ -1599,7 +1615,7 @@
               <w:rPr>
                 <w:rStyle w:val="Hyperlink"/>
               </w:rPr>
-              <w:t>7.3  预期成果承诺原则</w:t>
+              <w:t>7.2  十二个月进度安排</w:t>
             </w:r>
             <w:r>
               <w:tab/>
@@ -1614,7 +1630,7 @@
               <w:fldChar w:fldCharType="separate"/>
             </w:r>
             <w:r>
-              <w:t>12</w:t>
+              <w:t>13</w:t>
             </w:r>
             <w:r>
               <w:fldChar w:fldCharType="end"/>
@@ -1635,7 +1651,7 @@
               <w:rPr>
                 <w:rStyle w:val="Hyperlink"/>
               </w:rPr>
-              <w:t>7.4  结题报告要点</w:t>
+              <w:t>7.3  预期成果承诺原则</w:t>
             </w:r>
             <w:r>
               <w:tab/>
@@ -1671,7 +1687,7 @@
               <w:rPr>
                 <w:rStyle w:val="Hyperlink"/>
               </w:rPr>
-              <w:t>7.5  答辩 PPT 十页大纲</w:t>
+              <w:t>7.4  结题报告要点</w:t>
             </w:r>
             <w:r>
               <w:tab/>
@@ -1707,7 +1723,7 @@
               <w:rPr>
                 <w:rStyle w:val="Hyperlink"/>
               </w:rPr>
-              <w:t>7.6  预答辩问题库</w:t>
+              <w:t>7.5  答辩 PPT 十页大纲</w:t>
             </w:r>
             <w:r>
               <w:tab/>
@@ -1743,7 +1759,7 @@
               <w:rPr>
                 <w:rStyle w:val="Hyperlink"/>
               </w:rPr>
-              <w:t>7.7  演示策略</w:t>
+              <w:t>7.6  预答辩问题库</w:t>
             </w:r>
             <w:r>
               <w:tab/>
@@ -1753,41 +1769,6 @@
             </w:r>
             <w:r>
               <w:instrText xml:space="preserve"> PAGEREF _Toc100038 \h </w:instrText>
-            </w:r>
-            <w:r>
-              <w:fldChar w:fldCharType="separate"/>
-            </w:r>
-            <w:r>
-              <w:t>13</w:t>
-            </w:r>
-            <w:r>
-              <w:fldChar w:fldCharType="end"/>
-            </w:r>
-          </w:hyperlink>
-        </w:p>
-        <w:p>
-          <w:pPr>
-            <w:pStyle w:val="9"/>
-            <w:tabs>
-              <w:tab w:val="right" w:leader="dot" w:pos="9026"/>
-            </w:tabs>
-            <w:spacing w:before="120" w:after="60"/>
-          </w:pPr>
-          <w:hyperlink w:anchor="_Toc100039" w:history="1">
-            <w:r>
-              <w:rPr>
-                <w:rStyle w:val="Hyperlink"/>
-              </w:rPr>
-              <w:t>第八章  研究方向拓展与成果产出规划</w:t>
-            </w:r>
-            <w:r>
-              <w:tab/>
-            </w:r>
-            <w:r>
-              <w:fldChar w:fldCharType="begin"/>
-            </w:r>
-            <w:r>
-              <w:instrText xml:space="preserve"> PAGEREF _Toc100039 \h </w:instrText>
             </w:r>
             <w:r>
               <w:fldChar w:fldCharType="separate"/>
@@ -1809,12 +1790,47 @@
             </w:tabs>
             <w:spacing w:before="120" w:after="60"/>
           </w:pPr>
+          <w:hyperlink w:anchor="_Toc100039" w:history="1">
+            <w:r>
+              <w:rPr>
+                <w:rStyle w:val="Hyperlink"/>
+              </w:rPr>
+              <w:t>7.7  演示策略</w:t>
+            </w:r>
+            <w:r>
+              <w:tab/>
+            </w:r>
+            <w:r>
+              <w:fldChar w:fldCharType="begin"/>
+            </w:r>
+            <w:r>
+              <w:instrText xml:space="preserve"> PAGEREF _Toc100039 \h </w:instrText>
+            </w:r>
+            <w:r>
+              <w:fldChar w:fldCharType="separate"/>
+            </w:r>
+            <w:r>
+              <w:t>14</w:t>
+            </w:r>
+            <w:r>
+              <w:fldChar w:fldCharType="end"/>
+            </w:r>
+          </w:hyperlink>
+        </w:p>
+        <w:p>
+          <w:pPr>
+            <w:pStyle w:val="9"/>
+            <w:tabs>
+              <w:tab w:val="right" w:leader="dot" w:pos="9026"/>
+            </w:tabs>
+            <w:spacing w:before="120" w:after="60"/>
+          </w:pPr>
           <w:hyperlink w:anchor="_Toc100040" w:history="1">
             <w:r>
               <w:rPr>
                 <w:rStyle w:val="Hyperlink"/>
               </w:rPr>
-              <w:t>8.1  五个可拓展研究方向</w:t>
+              <w:t>第八章  研究方向拓展与成果产出规划</w:t>
             </w:r>
             <w:r>
               <w:tab/>
@@ -1850,7 +1866,7 @@
               <w:rPr>
                 <w:rStyle w:val="Hyperlink"/>
               </w:rPr>
-              <w:t>8.2  成果产出矩阵</w:t>
+              <w:t>8.1  五个可拓展研究方向</w:t>
             </w:r>
             <w:r>
               <w:tab/>
@@ -1886,7 +1902,7 @@
               <w:rPr>
                 <w:rStyle w:val="Hyperlink"/>
               </w:rPr>
-              <w:t>8.3  十二个月时间线总表</w:t>
+              <w:t>8.2  成果产出矩阵</w:t>
             </w:r>
             <w:r>
               <w:tab/>
@@ -1922,7 +1938,7 @@
               <w:rPr>
                 <w:rStyle w:val="Hyperlink"/>
               </w:rPr>
-              <w:t>8.4  团队分工建议</w:t>
+              <w:t>8.3  十二个月时间线总表</w:t>
             </w:r>
             <w:r>
               <w:tab/>
@@ -1958,6 +1974,42 @@
               <w:rPr>
                 <w:rStyle w:val="Hyperlink"/>
               </w:rPr>
+              <w:t>8.4  团队分工建议</w:t>
+            </w:r>
+            <w:r>
+              <w:tab/>
+            </w:r>
+            <w:r>
+              <w:fldChar w:fldCharType="begin"/>
+            </w:r>
+            <w:r>
+              <w:instrText xml:space="preserve"> PAGEREF _Toc100044 \h </w:instrText>
+            </w:r>
+            <w:r>
+              <w:fldChar w:fldCharType="separate"/>
+            </w:r>
+            <w:r>
+              <w:t>15</w:t>
+            </w:r>
+            <w:r>
+              <w:fldChar w:fldCharType="end"/>
+            </w:r>
+          </w:hyperlink>
+        </w:p>
+        <w:p>
+          <w:pPr>
+            <w:pStyle w:val="11"/>
+            <w:ind w:left="360"/>
+            <w:tabs>
+              <w:tab w:val="right" w:leader="dot" w:pos="9026"/>
+            </w:tabs>
+            <w:spacing w:before="120" w:after="60"/>
+          </w:pPr>
+          <w:hyperlink w:anchor="_Toc100045" w:history="1">
+            <w:r>
+              <w:rPr>
+                <w:rStyle w:val="Hyperlink"/>
+              </w:rPr>
               <w:t>8.5  结语</w:t>
             </w:r>
             <w:r>
@@ -1967,13 +2019,13 @@
               <w:fldChar w:fldCharType="begin"/>
             </w:r>
             <w:r>
-              <w:instrText xml:space="preserve"> PAGEREF _Toc100044 \h </w:instrText>
+              <w:instrText xml:space="preserve"> PAGEREF _Toc100045 \h </w:instrText>
             </w:r>
             <w:r>
               <w:fldChar w:fldCharType="separate"/>
             </w:r>
             <w:r>
-              <w:t>15</w:t>
+              <w:t>16</w:t>
             </w:r>
             <w:r>
               <w:fldChar w:fldCharType="end"/>
@@ -2085,7 +2137,7 @@
           <w:sz w:val="24"/>
           <w:szCs w:val="24"/>
         </w:rPr>
-        <w:t xml:space="preserve">信衡定位为面向高校及职业院校的校园作业收集、智能批改与学术诚信检测一体化平台，品牌主张为衡量每一次努力，信守每一分公正。系统由四部分组成：其一，Vue 3 网页端，覆盖学生、教师、管理员三角色共二十余个页面，含响应式移动适配与统一设计令牌体系；其二，微信小程序端（uni-app 实现，十三个页面），承担学生提交、教师移动批改与 AI 复核、班委课代表收集等高频场景；其三，Node.js 后端（Express + Sequelize + MySQL 8，二十二张数据表），承载全部业务、异步任务队列与定时任务；其四，Python FastAPI 检测微服务（OpenCV、NetworkX、imagehash、scikit-image，可选 PaddleOCR），负责作业抄袭检测算法。文件存储采用腾讯云 COS 优先、本地磁盘降级的双模式，部署提供 Docker Compose 与 Nginx（含 SSL 模板）三件套。</w:t>
+        <w:t xml:space="preserve">信衡定位为面向高校及职业院校的校园作业收集、智能批改与学术诚信检测一体化平台，品牌主张为衡量每一次努力，信守每一分公正。系统由四部分组成：其一，Vue 3 网页端，覆盖学生、教师、管理员三角色共二十八个页面，含响应式移动适配与统一设计令牌体系；其二，微信小程序端（uni-app 实现，十五个页面），承担学生提交、教师移动批改与 AI 复核、班委课代表收集等高频场景；其三，Node.js 后端（Express + Sequelize + MySQL 8，二十四个数据模型对应二十四张数据表、一百二十八个接口端点），承载全部业务、异步任务队列与定时任务；其四，Python FastAPI 检测微服务（OpenCV、NetworkX、imagehash、scikit-image，可选 PaddleOCR），负责作业抄袭检测算法。文件存储采用腾讯云 COS 优先、本地磁盘降级的双模式，部署提供 Docker Compose 与 Nginx 三件套，已以 mengxiangt.top 域名全站 HTTPS 上线并完成 ICP 备案。</w:t>
       </w:r>
     </w:p>
     <w:p>
@@ -2677,7 +2729,7 @@
                 <w:sz w:val="21"/>
                 <w:szCs w:val="21"/>
               </w:rPr>
-              <w:t xml:space="preserve">全班 C(n,2) 两两比对、四层算法流水线、五维雷达图、双拓扑图并排可视化、任务进度轮询与恢复</w:t>
+              <w:t xml:space="preserve">全班 C(n,2) 两两比对、四层算法流水线、五维雷达图详情、任务进度轮询恢复与取消、命名锁防并发重复建任务</w:t>
             </w:r>
           </w:p>
         </w:tc>
@@ -2706,7 +2758,7 @@
                 <w:sz w:val="21"/>
                 <w:szCs w:val="21"/>
               </w:rPr>
-              <w:t xml:space="preserve">detection_service 目录、PlagiarismCenter.vue、TopologyComparison.vue</w:t>
+              <w:t xml:space="preserve">detection_service 目录、PlagiarismCenter.vue、PlagiarismDetail.vue</w:t>
             </w:r>
           </w:p>
         </w:tc>
@@ -2832,7 +2884,7 @@
                 <w:sz w:val="21"/>
                 <w:szCs w:val="21"/>
               </w:rPr>
-              <w:t xml:space="preserve">通知提醒</w:t>
+              <w:t xml:space="preserve">任务待办</w:t>
             </w:r>
           </w:p>
         </w:tc>
@@ -2861,7 +2913,7 @@
                 <w:sz w:val="21"/>
                 <w:szCs w:val="21"/>
               </w:rPr>
-              <w:t xml:space="preserve">二十四小时截止扫描、催交一小时防轰炸去重、批改完成通知、三端消息中心与角标</w:t>
+              <w:t xml:space="preserve">教师、班主任、班长、学委面向班级发布待办（标题、说明、可选截止），学生完成回执与进度查看，与作业同权限范式</w:t>
             </w:r>
           </w:p>
         </w:tc>
@@ -2890,7 +2942,7 @@
                 <w:sz w:val="21"/>
                 <w:szCs w:val="21"/>
               </w:rPr>
-              <w:t xml:space="preserve">notificationScheduler.js、notificationController.js</w:t>
+              <w:t xml:space="preserve">todoController.js、todoPublisher.js、student 与 teacher 的 Todos.vue</w:t>
             </w:r>
           </w:p>
         </w:tc>
@@ -2924,7 +2976,7 @@
                 <w:sz w:val="21"/>
                 <w:szCs w:val="21"/>
               </w:rPr>
-              <w:t xml:space="preserve">教师效率工具</w:t>
+              <w:t xml:space="preserve">通知提醒</w:t>
             </w:r>
           </w:p>
         </w:tc>
@@ -2953,7 +3005,7 @@
                 <w:sz w:val="21"/>
                 <w:szCs w:val="21"/>
               </w:rPr>
-              <w:t xml:space="preserve">按学生姓名学号打包 zip、未交名单 Excel 导出、催交、AI 批改进度实时展示</w:t>
+              <w:t xml:space="preserve">二十四小时截止扫描、催交一小时防轰炸去重、批改完成通知、三端消息中心与角标</w:t>
             </w:r>
           </w:p>
         </w:tc>
@@ -2982,7 +3034,7 @@
                 <w:sz w:val="21"/>
                 <w:szCs w:val="21"/>
               </w:rPr>
-              <w:t xml:space="preserve">submissionController.js（archiver、exceljs）</w:t>
+              <w:t xml:space="preserve">notificationScheduler.js、notificationController.js</w:t>
             </w:r>
           </w:p>
         </w:tc>
@@ -3016,7 +3068,7 @@
                 <w:sz w:val="21"/>
                 <w:szCs w:val="21"/>
               </w:rPr>
-              <w:t xml:space="preserve">管理端</w:t>
+              <w:t xml:space="preserve">教师效率工具</w:t>
             </w:r>
           </w:p>
         </w:tc>
@@ -3045,7 +3097,7 @@
                 <w:sz w:val="21"/>
                 <w:szCs w:val="21"/>
               </w:rPr>
-              <w:t xml:space="preserve">学校班级课程用户管理、教师注册审核、文件按保留天数清理、全局统计与可视化图表</w:t>
+              <w:t xml:space="preserve">按学生姓名学号打包 zip、未交名单 Excel 导出、催交、AI 批改进度实时展示</w:t>
             </w:r>
           </w:p>
         </w:tc>
@@ -3074,7 +3126,7 @@
                 <w:sz w:val="21"/>
                 <w:szCs w:val="21"/>
               </w:rPr>
-              <w:t xml:space="preserve">admin 目录六页面、statsController.js、fileCleaner.js</w:t>
+              <w:t xml:space="preserve">submissionController.js（archiver、exceljs）</w:t>
             </w:r>
           </w:p>
         </w:tc>
@@ -3108,6 +3160,98 @@
                 <w:sz w:val="21"/>
                 <w:szCs w:val="21"/>
               </w:rPr>
+              <w:t xml:space="preserve">管理端</w:t>
+            </w:r>
+          </w:p>
+        </w:tc>
+        <w:tc>
+          <w:tcPr>
+            <w:tcW w:type="pct" w:w="46%"/>
+            <w:shd w:fill="EDF3F5" w:val="clear"/>
+            <w:tcMar>
+              <w:top w:type="dxa" w:w="60"/>
+              <w:left w:type="dxa" w:w="120"/>
+              <w:bottom w:type="dxa" w:w="60"/>
+              <w:right w:type="dxa" w:w="120"/>
+            </w:tcMar>
+          </w:tcPr>
+          <w:p>
+            <w:pPr>
+              <w:spacing w:line="280"/>
+              <w:jc w:val="left"/>
+            </w:pPr>
+            <w:r>
+              <w:rPr>
+                <w:rFonts w:ascii="Calibri" w:eastAsia="SimSun"/>
+                <w:b w:val="false"/>
+                <w:bCs w:val="false"/>
+                <w:color w:val="000000"/>
+                <w:sz w:val="21"/>
+                <w:szCs w:val="21"/>
+              </w:rPr>
+              <w:t xml:space="preserve">学校班级课程用户管理、教师注册审核、文件按保留天数清理、全局统计与可视化图表</w:t>
+            </w:r>
+          </w:p>
+        </w:tc>
+        <w:tc>
+          <w:tcPr>
+            <w:tcW w:type="pct" w:w="38%"/>
+            <w:shd w:fill="EDF3F5" w:val="clear"/>
+            <w:tcMar>
+              <w:top w:type="dxa" w:w="60"/>
+              <w:left w:type="dxa" w:w="120"/>
+              <w:bottom w:type="dxa" w:w="60"/>
+              <w:right w:type="dxa" w:w="120"/>
+            </w:tcMar>
+          </w:tcPr>
+          <w:p>
+            <w:pPr>
+              <w:spacing w:line="280"/>
+              <w:jc w:val="left"/>
+            </w:pPr>
+            <w:r>
+              <w:rPr>
+                <w:rFonts w:ascii="Calibri" w:eastAsia="SimSun"/>
+                <w:b w:val="false"/>
+                <w:bCs w:val="false"/>
+                <w:color w:val="000000"/>
+                <w:sz w:val="21"/>
+                <w:szCs w:val="21"/>
+              </w:rPr>
+              <w:t xml:space="preserve">admin 目录六页面、statsController.js、fileCleaner.js</w:t>
+            </w:r>
+          </w:p>
+        </w:tc>
+      </w:tr>
+      <w:tr>
+        <w:trPr>
+          <w:cantSplit/>
+        </w:trPr>
+        <w:tc>
+          <w:tcPr>
+            <w:tcW w:type="pct" w:w="16%"/>
+            <w:shd w:fill="FFFFFF" w:val="clear"/>
+            <w:tcMar>
+              <w:top w:type="dxa" w:w="60"/>
+              <w:left w:type="dxa" w:w="120"/>
+              <w:bottom w:type="dxa" w:w="60"/>
+              <w:right w:type="dxa" w:w="120"/>
+            </w:tcMar>
+          </w:tcPr>
+          <w:p>
+            <w:pPr>
+              <w:spacing w:line="280"/>
+              <w:jc w:val="left"/>
+            </w:pPr>
+            <w:r>
+              <w:rPr>
+                <w:rFonts w:ascii="Calibri" w:eastAsia="SimSun"/>
+                <w:b w:val="false"/>
+                <w:bCs w:val="false"/>
+                <w:color w:val="000000"/>
+                <w:sz w:val="21"/>
+                <w:szCs w:val="21"/>
+              </w:rPr>
               <w:t xml:space="preserve">安全与部署</w:t>
             </w:r>
           </w:p>
@@ -3115,58 +3259,58 @@
         <w:tc>
           <w:tcPr>
             <w:tcW w:type="pct" w:w="46%"/>
-            <w:shd w:fill="EDF3F5" w:val="clear"/>
-            <w:tcMar>
-              <w:top w:type="dxa" w:w="60"/>
-              <w:left w:type="dxa" w:w="120"/>
-              <w:bottom w:type="dxa" w:w="60"/>
-              <w:right w:type="dxa" w:w="120"/>
-            </w:tcMar>
-          </w:tcPr>
-          <w:p>
-            <w:pPr>
-              <w:spacing w:line="280"/>
-              <w:jc w:val="left"/>
-            </w:pPr>
-            <w:r>
-              <w:rPr>
-                <w:rFonts w:ascii="Calibri" w:eastAsia="SimSun"/>
-                <w:b w:val="false"/>
-                <w:bCs w:val="false"/>
-                <w:color w:val="000000"/>
-                <w:sz w:val="21"/>
-                <w:szCs w:val="21"/>
-              </w:rPr>
-              <w:t xml:space="preserve">JWT 加密码版本指纹、短时效下载票据、分级限流、路径围栏、双模存储、Compose 部署</w:t>
+            <w:shd w:fill="FFFFFF" w:val="clear"/>
+            <w:tcMar>
+              <w:top w:type="dxa" w:w="60"/>
+              <w:left w:type="dxa" w:w="120"/>
+              <w:bottom w:type="dxa" w:w="60"/>
+              <w:right w:type="dxa" w:w="120"/>
+            </w:tcMar>
+          </w:tcPr>
+          <w:p>
+            <w:pPr>
+              <w:spacing w:line="280"/>
+              <w:jc w:val="left"/>
+            </w:pPr>
+            <w:r>
+              <w:rPr>
+                <w:rFonts w:ascii="Calibri" w:eastAsia="SimSun"/>
+                <w:b w:val="false"/>
+                <w:bCs w:val="false"/>
+                <w:color w:val="000000"/>
+                <w:sz w:val="21"/>
+                <w:szCs w:val="21"/>
+              </w:rPr>
+              <w:t xml:space="preserve">九项漏洞审计修复（AI 注入围栏、秒传持有证明、COS 前缀围栏、登录枚举防护等）、短时效下载票据、分级限流、全站 HTTPS 与 ICP 备案上线</w:t>
             </w:r>
           </w:p>
         </w:tc>
         <w:tc>
           <w:tcPr>
             <w:tcW w:type="pct" w:w="38%"/>
-            <w:shd w:fill="EDF3F5" w:val="clear"/>
-            <w:tcMar>
-              <w:top w:type="dxa" w:w="60"/>
-              <w:left w:type="dxa" w:w="120"/>
-              <w:bottom w:type="dxa" w:w="60"/>
-              <w:right w:type="dxa" w:w="120"/>
-            </w:tcMar>
-          </w:tcPr>
-          <w:p>
-            <w:pPr>
-              <w:spacing w:line="280"/>
-              <w:jc w:val="left"/>
-            </w:pPr>
-            <w:r>
-              <w:rPr>
-                <w:rFonts w:ascii="Calibri" w:eastAsia="SimSun"/>
-                <w:b w:val="false"/>
-                <w:bCs w:val="false"/>
-                <w:color w:val="000000"/>
-                <w:sz w:val="21"/>
-                <w:szCs w:val="21"/>
-              </w:rPr>
-              <w:t xml:space="preserve">middleware/auth.js、downloadTicket.js、docker-compose.prod.yml</w:t>
+            <w:shd w:fill="FFFFFF" w:val="clear"/>
+            <w:tcMar>
+              <w:top w:type="dxa" w:w="60"/>
+              <w:left w:type="dxa" w:w="120"/>
+              <w:bottom w:type="dxa" w:w="60"/>
+              <w:right w:type="dxa" w:w="120"/>
+            </w:tcMar>
+          </w:tcPr>
+          <w:p>
+            <w:pPr>
+              <w:spacing w:line="280"/>
+              <w:jc w:val="left"/>
+            </w:pPr>
+            <w:r>
+              <w:rPr>
+                <w:rFonts w:ascii="Calibri" w:eastAsia="SimSun"/>
+                <w:b w:val="false"/>
+                <w:bCs w:val="false"/>
+                <w:color w:val="000000"/>
+                <w:sz w:val="21"/>
+                <w:szCs w:val="21"/>
+              </w:rPr>
+              <w:t xml:space="preserve">middleware/auth.js、utils/assignmentInput.js、chunk_ownerships 模型、nginx.conf</w:t>
             </w:r>
           </w:p>
         </w:tc>
@@ -3221,16 +3365,654 @@
           <w:sz w:val="24"/>
           <w:szCs w:val="24"/>
         </w:rPr>
-        <w:t xml:space="preserve">查重侧：检测算法为四级渐进流水线——感知哈希初筛、ORB 局部特征匹配、OCR 文本 Jaccard 相似度、图结构比对（节点与边统计差异、图同构判定、图编辑距离精确计算及大图近似公式），综合加权以图结构权重为最高（0.50），判定阈值分为可疑与高度可疑两档；全班比对采用上三角去重、结果双向入库，检测服务与主服务间以令牌鉴权并只监听本机。工程侧：仓库内已包含评分一致性基准脚本（内置平均绝对误差不超过五分、差值不超五分比例不低于百分之八十、皮尔逊相关系数不低于 0.85、重复批改极差不超过十分等合格阈值，用于对照教师人工分）、查重端到端测试脚本与纯函数单元测试。上述内容构成第四章不足分析的对立面：本项目的问题不是做得不够多，而是做得好但没有被研究和证明。</w:t>
+        <w:t xml:space="preserve">查重侧：检测算法为四级渐进流水线——感知哈希初筛、ORB 局部特征匹配、OCR 文本 Jaccard 相似度、图结构比对（节点与边统计差异、图同构判定、图编辑距离精确计算及大图近似公式），综合加权以图结构权重为最高（0.50），判定阈值分为可疑与高度可疑两档；全班比对采用上三角去重、结果双向入库，检测服务与主服务间以令牌鉴权并只监听本机。安全治理侧：项目已完成一轮全量代码审计加动态复现的漏洞修复闭环，共修复九项实测漏洞——学生作答围栏隔离防提示词注入、AI 判满分强制人工复核不自动回写、分片上传参数校验前置（非法请求零落盘）、秒传认领漏洞以 chunk_ownerships 持有证明表根治、COS 签名加作业目录前缀围栏、登录枚举与时序侧信道防护等；查重任务创建引入 MySQL 命名锁防止并发重复建任务，统计口径修正为仅计本班在读学生。工程侧：仓库内已包含评分一致性基准脚本（内置平均绝对误差不超过五分、差值不超五分比例不低于百分之八十、皮尔逊相关系数不低于 0.85、重复批改极差不超过十分等合格阈值，用于对照教师人工分）、查重端到端测试脚本、纯函数单元测试与模型数据库列级一致性校验脚本。上述内容构成第四章不足分析的对立面：本项目的问题不是做得不够多，而是做得好但没有被研究和证明。</w:t>
       </w:r>
     </w:p>
+    <w:p>
+      <w:pPr>
+        <w:pStyle w:val="Heading2"/>
+        <w:keepNext/>
+        <w:spacing w:after="140" w:before="280" w:line="312"/>
+      </w:pPr>
+      <w:bookmarkStart w:id="100004" w:name="_Toc100004"/>
+      <w:r>
+        <w:rPr>
+          <w:rFonts w:ascii="Calibri" w:eastAsia="SimHei"/>
+          <w:b/>
+          <w:bCs/>
+          <w:color w:val="0F2A3C"/>
+          <w:sz w:val="28"/>
+          <w:szCs w:val="28"/>
+        </w:rPr>
+        <w:t xml:space="preserve">1.4  系统规模量化清单</w:t>
+      </w:r>
+      <w:bookmarkEnd w:id="100004"/>
+    </w:p>
+    <w:p>
+      <w:pPr>
+        <w:spacing w:after="80" w:line="312"/>
+        <w:ind w:firstLine="480"/>
+        <w:jc w:val="both"/>
+      </w:pPr>
+      <w:r>
+        <w:rPr>
+          <w:rFonts w:ascii="Calibri" w:eastAsia="SimSun"/>
+          <w:color w:val="000000"/>
+          <w:sz w:val="24"/>
+          <w:szCs w:val="24"/>
+        </w:rPr>
+        <w:t xml:space="preserve">以下量化指标由全量源码逐项清点得出（统计不含依赖库与构建产物，截至第 3 版复核时点），可直接引用于申报书研究基础一节，也可作为答辩时的完成度证据。</w:t>
+      </w:r>
+    </w:p>
+    <w:p>
+      <w:pPr>
+        <w:keepNext/>
+        <w:spacing w:after="80" w:before="200" w:line="312"/>
+      </w:pPr>
+      <w:r>
+        <w:rPr>
+          <w:rFonts w:ascii="Calibri" w:eastAsia="SimHei"/>
+          <w:b/>
+          <w:bCs/>
+          <w:color w:val="0F2A3C"/>
+          <w:sz w:val="21"/>
+          <w:szCs w:val="21"/>
+        </w:rPr>
+        <w:t xml:space="preserve">表 1-2  系统规模量化清单</w:t>
+      </w:r>
+    </w:p>
+    <w:tbl>
+      <w:tblPr>
+        <w:tblW w:type="pct" w:w="100%"/>
+        <w:tblBorders>
+          <w:top w:val="single" w:color="1B6B7A" w:sz="4"/>
+          <w:left w:val="none" w:color="FFFFFF" w:sz="0"/>
+          <w:bottom w:val="single" w:color="1B6B7A" w:sz="4"/>
+          <w:right w:val="none" w:color="FFFFFF" w:sz="0"/>
+          <w:insideH w:val="single" w:color="C8DDE2" w:sz="1"/>
+          <w:insideV w:val="none" w:color="FFFFFF" w:sz="0"/>
+        </w:tblBorders>
+      </w:tblPr>
+      <w:tblGrid>
+        <w:gridCol w:w="100"/>
+        <w:gridCol w:w="100"/>
+      </w:tblGrid>
+      <w:tr>
+        <w:trPr>
+          <w:cantSplit/>
+          <w:tblHeader/>
+        </w:trPr>
+        <w:tc>
+          <w:tcPr>
+            <w:tcW w:type="pct" w:w="18%"/>
+            <w:shd w:fill="1B6B7A" w:val="clear"/>
+            <w:tcMar>
+              <w:top w:type="dxa" w:w="60"/>
+              <w:left w:type="dxa" w:w="120"/>
+              <w:bottom w:type="dxa" w:w="60"/>
+              <w:right w:type="dxa" w:w="120"/>
+            </w:tcMar>
+          </w:tcPr>
+          <w:p>
+            <w:pPr>
+              <w:spacing w:line="280"/>
+              <w:jc w:val="center"/>
+            </w:pPr>
+            <w:r>
+              <w:rPr>
+                <w:rFonts w:ascii="Calibri" w:eastAsia="SimSun"/>
+                <w:b/>
+                <w:bCs/>
+                <w:color w:val="FFFFFF"/>
+                <w:sz w:val="21"/>
+                <w:szCs w:val="21"/>
+              </w:rPr>
+              <w:t xml:space="preserve">维度</w:t>
+            </w:r>
+          </w:p>
+        </w:tc>
+        <w:tc>
+          <w:tcPr>
+            <w:tcW w:type="pct" w:w="82%"/>
+            <w:shd w:fill="1B6B7A" w:val="clear"/>
+            <w:tcMar>
+              <w:top w:type="dxa" w:w="60"/>
+              <w:left w:type="dxa" w:w="120"/>
+              <w:bottom w:type="dxa" w:w="60"/>
+              <w:right w:type="dxa" w:w="120"/>
+            </w:tcMar>
+          </w:tcPr>
+          <w:p>
+            <w:pPr>
+              <w:spacing w:line="280"/>
+              <w:jc w:val="center"/>
+            </w:pPr>
+            <w:r>
+              <w:rPr>
+                <w:rFonts w:ascii="Calibri" w:eastAsia="SimSun"/>
+                <w:b/>
+                <w:bCs/>
+                <w:color w:val="FFFFFF"/>
+                <w:sz w:val="21"/>
+                <w:szCs w:val="21"/>
+              </w:rPr>
+              <w:t xml:space="preserve">量化事实</w:t>
+            </w:r>
+          </w:p>
+        </w:tc>
+      </w:tr>
+      <w:tr>
+        <w:trPr>
+          <w:cantSplit/>
+        </w:trPr>
+        <w:tc>
+          <w:tcPr>
+            <w:tcW w:type="pct" w:w="18%"/>
+            <w:shd w:fill="FFFFFF" w:val="clear"/>
+            <w:tcMar>
+              <w:top w:type="dxa" w:w="60"/>
+              <w:left w:type="dxa" w:w="120"/>
+              <w:bottom w:type="dxa" w:w="60"/>
+              <w:right w:type="dxa" w:w="120"/>
+            </w:tcMar>
+          </w:tcPr>
+          <w:p>
+            <w:pPr>
+              <w:spacing w:line="280"/>
+              <w:jc w:val="left"/>
+            </w:pPr>
+            <w:r>
+              <w:rPr>
+                <w:rFonts w:ascii="Calibri" w:eastAsia="SimSun"/>
+                <w:b w:val="false"/>
+                <w:bCs w:val="false"/>
+                <w:color w:val="000000"/>
+                <w:sz w:val="21"/>
+                <w:szCs w:val="21"/>
+              </w:rPr>
+              <w:t xml:space="preserve">源码规模</w:t>
+            </w:r>
+          </w:p>
+        </w:tc>
+        <w:tc>
+          <w:tcPr>
+            <w:tcW w:type="pct" w:w="82%"/>
+            <w:shd w:fill="FFFFFF" w:val="clear"/>
+            <w:tcMar>
+              <w:top w:type="dxa" w:w="60"/>
+              <w:left w:type="dxa" w:w="120"/>
+              <w:bottom w:type="dxa" w:w="60"/>
+              <w:right w:type="dxa" w:w="120"/>
+            </w:tcMar>
+          </w:tcPr>
+          <w:p>
+            <w:pPr>
+              <w:spacing w:line="280"/>
+              <w:jc w:val="left"/>
+            </w:pPr>
+            <w:r>
+              <w:rPr>
+                <w:rFonts w:ascii="Calibri" w:eastAsia="SimSun"/>
+                <w:b w:val="false"/>
+                <w:bCs w:val="false"/>
+                <w:color w:val="000000"/>
+                <w:sz w:val="21"/>
+                <w:szCs w:val="21"/>
+              </w:rPr>
+              <w:t xml:space="preserve">约 3.04 万行：Node 后端 1.16 万行（84 个文件）、Python 检测服务 0.25 万行、网页端 1.09 万行（51 个文件）、小程序 0.55 万行（25 个文件）</w:t>
+            </w:r>
+          </w:p>
+        </w:tc>
+      </w:tr>
+      <w:tr>
+        <w:trPr>
+          <w:cantSplit/>
+        </w:trPr>
+        <w:tc>
+          <w:tcPr>
+            <w:tcW w:type="pct" w:w="18%"/>
+            <w:shd w:fill="EDF3F5" w:val="clear"/>
+            <w:tcMar>
+              <w:top w:type="dxa" w:w="60"/>
+              <w:left w:type="dxa" w:w="120"/>
+              <w:bottom w:type="dxa" w:w="60"/>
+              <w:right w:type="dxa" w:w="120"/>
+            </w:tcMar>
+          </w:tcPr>
+          <w:p>
+            <w:pPr>
+              <w:spacing w:line="280"/>
+              <w:jc w:val="left"/>
+            </w:pPr>
+            <w:r>
+              <w:rPr>
+                <w:rFonts w:ascii="Calibri" w:eastAsia="SimSun"/>
+                <w:b w:val="false"/>
+                <w:bCs w:val="false"/>
+                <w:color w:val="000000"/>
+                <w:sz w:val="21"/>
+                <w:szCs w:val="21"/>
+              </w:rPr>
+              <w:t xml:space="preserve">接口端点</w:t>
+            </w:r>
+          </w:p>
+        </w:tc>
+        <w:tc>
+          <w:tcPr>
+            <w:tcW w:type="pct" w:w="82%"/>
+            <w:shd w:fill="EDF3F5" w:val="clear"/>
+            <w:tcMar>
+              <w:top w:type="dxa" w:w="60"/>
+              <w:left w:type="dxa" w:w="120"/>
+              <w:bottom w:type="dxa" w:w="60"/>
+              <w:right w:type="dxa" w:w="120"/>
+            </w:tcMar>
+          </w:tcPr>
+          <w:p>
+            <w:pPr>
+              <w:spacing w:line="280"/>
+              <w:jc w:val="left"/>
+            </w:pPr>
+            <w:r>
+              <w:rPr>
+                <w:rFonts w:ascii="Calibri" w:eastAsia="SimSun"/>
+                <w:b w:val="false"/>
+                <w:bCs w:val="false"/>
+                <w:color w:val="000000"/>
+                <w:sz w:val="21"/>
+                <w:szCs w:val="21"/>
+              </w:rPr>
+              <w:t xml:space="preserve">HTTP 端点 128 个，分布于 15 个路由模块（公开可匿名访问的仅注册、登录、学校下拉、健康检查 4 个）；检测微服务另有 7 个端点，服务间以令牌鉴权</w:t>
+            </w:r>
+          </w:p>
+        </w:tc>
+      </w:tr>
+      <w:tr>
+        <w:trPr>
+          <w:cantSplit/>
+        </w:trPr>
+        <w:tc>
+          <w:tcPr>
+            <w:tcW w:type="pct" w:w="18%"/>
+            <w:shd w:fill="FFFFFF" w:val="clear"/>
+            <w:tcMar>
+              <w:top w:type="dxa" w:w="60"/>
+              <w:left w:type="dxa" w:w="120"/>
+              <w:bottom w:type="dxa" w:w="60"/>
+              <w:right w:type="dxa" w:w="120"/>
+            </w:tcMar>
+          </w:tcPr>
+          <w:p>
+            <w:pPr>
+              <w:spacing w:line="280"/>
+              <w:jc w:val="left"/>
+            </w:pPr>
+            <w:r>
+              <w:rPr>
+                <w:rFonts w:ascii="Calibri" w:eastAsia="SimSun"/>
+                <w:b w:val="false"/>
+                <w:bCs w:val="false"/>
+                <w:color w:val="000000"/>
+                <w:sz w:val="21"/>
+                <w:szCs w:val="21"/>
+              </w:rPr>
+              <w:t xml:space="preserve">页面与组件</w:t>
+            </w:r>
+          </w:p>
+        </w:tc>
+        <w:tc>
+          <w:tcPr>
+            <w:tcW w:type="pct" w:w="82%"/>
+            <w:shd w:fill="FFFFFF" w:val="clear"/>
+            <w:tcMar>
+              <w:top w:type="dxa" w:w="60"/>
+              <w:left w:type="dxa" w:w="120"/>
+              <w:bottom w:type="dxa" w:w="60"/>
+              <w:right w:type="dxa" w:w="120"/>
+            </w:tcMar>
+          </w:tcPr>
+          <w:p>
+            <w:pPr>
+              <w:spacing w:line="280"/>
+              <w:jc w:val="left"/>
+            </w:pPr>
+            <w:r>
+              <w:rPr>
+                <w:rFonts w:ascii="Calibri" w:eastAsia="SimSun"/>
+                <w:b w:val="false"/>
+                <w:bCs w:val="false"/>
+                <w:color w:val="000000"/>
+                <w:sz w:val="21"/>
+                <w:szCs w:val="21"/>
+              </w:rPr>
+              <w:t xml:space="preserve">网页端 28 个页面（公共 5、管理员 6、学生 8、教师 9）与 10 个业务组件；小程序 15 个页面加 4 个底部标签，双端共用一套对齐的设计令牌</w:t>
+            </w:r>
+          </w:p>
+        </w:tc>
+      </w:tr>
+      <w:tr>
+        <w:trPr>
+          <w:cantSplit/>
+        </w:trPr>
+        <w:tc>
+          <w:tcPr>
+            <w:tcW w:type="pct" w:w="18%"/>
+            <w:shd w:fill="EDF3F5" w:val="clear"/>
+            <w:tcMar>
+              <w:top w:type="dxa" w:w="60"/>
+              <w:left w:type="dxa" w:w="120"/>
+              <w:bottom w:type="dxa" w:w="60"/>
+              <w:right w:type="dxa" w:w="120"/>
+            </w:tcMar>
+          </w:tcPr>
+          <w:p>
+            <w:pPr>
+              <w:spacing w:line="280"/>
+              <w:jc w:val="left"/>
+            </w:pPr>
+            <w:r>
+              <w:rPr>
+                <w:rFonts w:ascii="Calibri" w:eastAsia="SimSun"/>
+                <w:b w:val="false"/>
+                <w:bCs w:val="false"/>
+                <w:color w:val="000000"/>
+                <w:sz w:val="21"/>
+                <w:szCs w:val="21"/>
+              </w:rPr>
+              <w:t xml:space="preserve">数据模型</w:t>
+            </w:r>
+          </w:p>
+        </w:tc>
+        <w:tc>
+          <w:tcPr>
+            <w:tcW w:type="pct" w:w="82%"/>
+            <w:shd w:fill="EDF3F5" w:val="clear"/>
+            <w:tcMar>
+              <w:top w:type="dxa" w:w="60"/>
+              <w:left w:type="dxa" w:w="120"/>
+              <w:bottom w:type="dxa" w:w="60"/>
+              <w:right w:type="dxa" w:w="120"/>
+            </w:tcMar>
+          </w:tcPr>
+          <w:p>
+            <w:pPr>
+              <w:spacing w:line="280"/>
+              <w:jc w:val="left"/>
+            </w:pPr>
+            <w:r>
+              <w:rPr>
+                <w:rFonts w:ascii="Calibri" w:eastAsia="SimSun"/>
+                <w:b w:val="false"/>
+                <w:bCs w:val="false"/>
+                <w:color w:val="000000"/>
+                <w:sz w:val="21"/>
+                <w:szCs w:val="21"/>
+              </w:rPr>
+              <w:t xml:space="preserve">24 个数据模型对应 24 张数据表：核心业务 13 张、AI 批改 8 张、查重任务 1 张、待办 2 张、上传归属与持有证明 2 张（另含 4 个 SQL 迁移脚本沉淀表结构变更）</w:t>
+            </w:r>
+          </w:p>
+        </w:tc>
+      </w:tr>
+      <w:tr>
+        <w:trPr>
+          <w:cantSplit/>
+        </w:trPr>
+        <w:tc>
+          <w:tcPr>
+            <w:tcW w:type="pct" w:w="18%"/>
+            <w:shd w:fill="FFFFFF" w:val="clear"/>
+            <w:tcMar>
+              <w:top w:type="dxa" w:w="60"/>
+              <w:left w:type="dxa" w:w="120"/>
+              <w:bottom w:type="dxa" w:w="60"/>
+              <w:right w:type="dxa" w:w="120"/>
+            </w:tcMar>
+          </w:tcPr>
+          <w:p>
+            <w:pPr>
+              <w:spacing w:line="280"/>
+              <w:jc w:val="left"/>
+            </w:pPr>
+            <w:r>
+              <w:rPr>
+                <w:rFonts w:ascii="Calibri" w:eastAsia="SimSun"/>
+                <w:b w:val="false"/>
+                <w:bCs w:val="false"/>
+                <w:color w:val="000000"/>
+                <w:sz w:val="21"/>
+                <w:szCs w:val="21"/>
+              </w:rPr>
+              <w:t xml:space="preserve">算法资产</w:t>
+            </w:r>
+          </w:p>
+        </w:tc>
+        <w:tc>
+          <w:tcPr>
+            <w:tcW w:type="pct" w:w="82%"/>
+            <w:shd w:fill="FFFFFF" w:val="clear"/>
+            <w:tcMar>
+              <w:top w:type="dxa" w:w="60"/>
+              <w:left w:type="dxa" w:w="120"/>
+              <w:bottom w:type="dxa" w:w="60"/>
+              <w:right w:type="dxa" w:w="120"/>
+            </w:tcMar>
+          </w:tcPr>
+          <w:p>
+            <w:pPr>
+              <w:spacing w:line="280"/>
+              <w:jc w:val="left"/>
+            </w:pPr>
+            <w:r>
+              <w:rPr>
+                <w:rFonts w:ascii="Calibri" w:eastAsia="SimSun"/>
+                <w:b w:val="false"/>
+                <w:bCs w:val="false"/>
+                <w:color w:val="000000"/>
+                <w:sz w:val="21"/>
+                <w:szCs w:val="21"/>
+              </w:rPr>
+              <w:t xml:space="preserve">四级查重流水线（感知哈希、ORB 特征、OCR 文本、图同构与图编辑距离）与三层可信批改防线（量规聚合、置信度路由、注入围栏与满分强制复核）</w:t>
+            </w:r>
+          </w:p>
+        </w:tc>
+      </w:tr>
+      <w:tr>
+        <w:trPr>
+          <w:cantSplit/>
+        </w:trPr>
+        <w:tc>
+          <w:tcPr>
+            <w:tcW w:type="pct" w:w="18%"/>
+            <w:shd w:fill="EDF3F5" w:val="clear"/>
+            <w:tcMar>
+              <w:top w:type="dxa" w:w="60"/>
+              <w:left w:type="dxa" w:w="120"/>
+              <w:bottom w:type="dxa" w:w="60"/>
+              <w:right w:type="dxa" w:w="120"/>
+            </w:tcMar>
+          </w:tcPr>
+          <w:p>
+            <w:pPr>
+              <w:spacing w:line="280"/>
+              <w:jc w:val="left"/>
+            </w:pPr>
+            <w:r>
+              <w:rPr>
+                <w:rFonts w:ascii="Calibri" w:eastAsia="SimSun"/>
+                <w:b w:val="false"/>
+                <w:bCs w:val="false"/>
+                <w:color w:val="000000"/>
+                <w:sz w:val="21"/>
+                <w:szCs w:val="21"/>
+              </w:rPr>
+              <w:t xml:space="preserve">可靠性与安全</w:t>
+            </w:r>
+          </w:p>
+        </w:tc>
+        <w:tc>
+          <w:tcPr>
+            <w:tcW w:type="pct" w:w="82%"/>
+            <w:shd w:fill="EDF3F5" w:val="clear"/>
+            <w:tcMar>
+              <w:top w:type="dxa" w:w="60"/>
+              <w:left w:type="dxa" w:w="120"/>
+              <w:bottom w:type="dxa" w:w="60"/>
+              <w:right w:type="dxa" w:w="120"/>
+            </w:tcMar>
+          </w:tcPr>
+          <w:p>
+            <w:pPr>
+              <w:spacing w:line="280"/>
+              <w:jc w:val="left"/>
+            </w:pPr>
+            <w:r>
+              <w:rPr>
+                <w:rFonts w:ascii="Calibri" w:eastAsia="SimSun"/>
+                <w:b w:val="false"/>
+                <w:bCs w:val="false"/>
+                <w:color w:val="000000"/>
+                <w:sz w:val="21"/>
+                <w:szCs w:val="21"/>
+              </w:rPr>
+              <w:t xml:space="preserve">双异步队列（批改并发三路、查重串行，心跳续租与僵死回收）；七个维度的接口限流器；两个定时任务；九项实测漏洞修复；进程优雅停机协调</w:t>
+            </w:r>
+          </w:p>
+        </w:tc>
+      </w:tr>
+      <w:tr>
+        <w:trPr>
+          <w:cantSplit/>
+        </w:trPr>
+        <w:tc>
+          <w:tcPr>
+            <w:tcW w:type="pct" w:w="18%"/>
+            <w:shd w:fill="FFFFFF" w:val="clear"/>
+            <w:tcMar>
+              <w:top w:type="dxa" w:w="60"/>
+              <w:left w:type="dxa" w:w="120"/>
+              <w:bottom w:type="dxa" w:w="60"/>
+              <w:right w:type="dxa" w:w="120"/>
+            </w:tcMar>
+          </w:tcPr>
+          <w:p>
+            <w:pPr>
+              <w:spacing w:line="280"/>
+              <w:jc w:val="left"/>
+            </w:pPr>
+            <w:r>
+              <w:rPr>
+                <w:rFonts w:ascii="Calibri" w:eastAsia="SimSun"/>
+                <w:b w:val="false"/>
+                <w:bCs w:val="false"/>
+                <w:color w:val="000000"/>
+                <w:sz w:val="21"/>
+                <w:szCs w:val="21"/>
+              </w:rPr>
+              <w:t xml:space="preserve">测试与工具链</w:t>
+            </w:r>
+          </w:p>
+        </w:tc>
+        <w:tc>
+          <w:tcPr>
+            <w:tcW w:type="pct" w:w="82%"/>
+            <w:shd w:fill="FFFFFF" w:val="clear"/>
+            <w:tcMar>
+              <w:top w:type="dxa" w:w="60"/>
+              <w:left w:type="dxa" w:w="120"/>
+              <w:bottom w:type="dxa" w:w="60"/>
+              <w:right w:type="dxa" w:w="120"/>
+            </w:tcMar>
+          </w:tcPr>
+          <w:p>
+            <w:pPr>
+              <w:spacing w:line="280"/>
+              <w:jc w:val="left"/>
+            </w:pPr>
+            <w:r>
+              <w:rPr>
+                <w:rFonts w:ascii="Calibri" w:eastAsia="SimSun"/>
+                <w:b w:val="false"/>
+                <w:bCs w:val="false"/>
+                <w:color w:val="000000"/>
+                <w:sz w:val="21"/>
+                <w:szCs w:val="21"/>
+              </w:rPr>
+              <w:t xml:space="preserve">23 个单元测试用例；5 个端到端或集成测试脚本；1 个评分一致性校准工具（内置达标阈值）；1 个模型与库表一致性校验脚本；1 个 COS 换桶迁移工具</w:t>
+            </w:r>
+          </w:p>
+        </w:tc>
+      </w:tr>
+      <w:tr>
+        <w:trPr>
+          <w:cantSplit/>
+        </w:trPr>
+        <w:tc>
+          <w:tcPr>
+            <w:tcW w:type="pct" w:w="18%"/>
+            <w:shd w:fill="EDF3F5" w:val="clear"/>
+            <w:tcMar>
+              <w:top w:type="dxa" w:w="60"/>
+              <w:left w:type="dxa" w:w="120"/>
+              <w:bottom w:type="dxa" w:w="60"/>
+              <w:right w:type="dxa" w:w="120"/>
+            </w:tcMar>
+          </w:tcPr>
+          <w:p>
+            <w:pPr>
+              <w:spacing w:line="280"/>
+              <w:jc w:val="left"/>
+            </w:pPr>
+            <w:r>
+              <w:rPr>
+                <w:rFonts w:ascii="Calibri" w:eastAsia="SimSun"/>
+                <w:b w:val="false"/>
+                <w:bCs w:val="false"/>
+                <w:color w:val="000000"/>
+                <w:sz w:val="21"/>
+                <w:szCs w:val="21"/>
+              </w:rPr>
+              <w:t xml:space="preserve">文档与物料</w:t>
+            </w:r>
+          </w:p>
+        </w:tc>
+        <w:tc>
+          <w:tcPr>
+            <w:tcW w:type="pct" w:w="82%"/>
+            <w:shd w:fill="EDF3F5" w:val="clear"/>
+            <w:tcMar>
+              <w:top w:type="dxa" w:w="60"/>
+              <w:left w:type="dxa" w:w="120"/>
+              <w:bottom w:type="dxa" w:w="60"/>
+              <w:right w:type="dxa" w:w="120"/>
+            </w:tcMar>
+          </w:tcPr>
+          <w:p>
+            <w:pPr>
+              <w:spacing w:line="280"/>
+              <w:jc w:val="left"/>
+            </w:pPr>
+            <w:r>
+              <w:rPr>
+                <w:rFonts w:ascii="Calibri" w:eastAsia="SimSun"/>
+                <w:b w:val="false"/>
+                <w:bCs w:val="false"/>
+                <w:color w:val="000000"/>
+                <w:sz w:val="21"/>
+                <w:szCs w:val="21"/>
+              </w:rPr>
+              <w:t xml:space="preserve">部署指南、安全清单、小程序三版设计方案与开发提示词、用户隐私保护指引（V1.0）、新手指引图文手册两份</w:t>
+            </w:r>
+          </w:p>
+        </w:tc>
+      </w:tr>
+    </w:tbl>
     <w:p>
       <w:pPr>
         <w:pStyle w:val="Heading1"/>
         <w:keepNext/>
         <w:spacing w:after="200" w:before="400" w:line="312"/>
       </w:pPr>
-      <w:bookmarkStart w:id="100004" w:name="_Toc100004"/>
+      <w:bookmarkStart w:id="100005" w:name="_Toc100005"/>
       <w:r>
         <w:rPr>
           <w:rFonts w:ascii="Calibri" w:eastAsia="SimHei"/>
@@ -3242,7 +4024,7 @@
         </w:rPr>
         <w:t xml:space="preserve">第二章  大创申报可行性分析</w:t>
       </w:r>
-      <w:bookmarkEnd w:id="100004"/>
+      <w:bookmarkEnd w:id="100005"/>
     </w:p>
     <w:p>
       <w:pPr>
@@ -3250,7 +4032,7 @@
         <w:keepNext/>
         <w:spacing w:after="140" w:before="280" w:line="312"/>
       </w:pPr>
-      <w:bookmarkStart w:id="100005" w:name="_Toc100005"/>
+      <w:bookmarkStart w:id="100006" w:name="_Toc100006"/>
       <w:r>
         <w:rPr>
           <w:rFonts w:ascii="Calibri" w:eastAsia="SimHei"/>
@@ -3262,7 +4044,7 @@
         </w:rPr>
         <w:t xml:space="preserve">2.1  应用场景</w:t>
       </w:r>
-      <w:bookmarkEnd w:id="100005"/>
+      <w:bookmarkEnd w:id="100006"/>
     </w:p>
     <w:p>
       <w:pPr>
@@ -3286,7 +4068,7 @@
         <w:keepNext/>
         <w:spacing w:after="140" w:before="280" w:line="312"/>
       </w:pPr>
-      <w:bookmarkStart w:id="100006" w:name="_Toc100006"/>
+      <w:bookmarkStart w:id="100007" w:name="_Toc100007"/>
       <w:r>
         <w:rPr>
           <w:rFonts w:ascii="Calibri" w:eastAsia="SimHei"/>
@@ -3298,7 +4080,7 @@
         </w:rPr>
         <w:t xml:space="preserve">2.2  现实痛点</w:t>
       </w:r>
-      <w:bookmarkEnd w:id="100006"/>
+      <w:bookmarkEnd w:id="100007"/>
     </w:p>
     <w:p>
       <w:pPr>
@@ -3414,7 +4196,7 @@
         <w:keepNext/>
         <w:spacing w:after="140" w:before="280" w:line="312"/>
       </w:pPr>
-      <w:bookmarkStart w:id="100007" w:name="_Toc100007"/>
+      <w:bookmarkStart w:id="100008" w:name="_Toc100008"/>
       <w:r>
         <w:rPr>
           <w:rFonts w:ascii="Calibri" w:eastAsia="SimHei"/>
@@ -3426,7 +4208,7 @@
         </w:rPr>
         <w:t xml:space="preserve">2.3  政策与趋势支撑</w:t>
       </w:r>
-      <w:bookmarkEnd w:id="100007"/>
+      <w:bookmarkEnd w:id="100008"/>
     </w:p>
     <w:p>
       <w:pPr>
@@ -3450,7 +4232,7 @@
         <w:keepNext/>
         <w:spacing w:after="140" w:before="280" w:line="312"/>
       </w:pPr>
-      <w:bookmarkStart w:id="100008" w:name="_Toc100008"/>
+      <w:bookmarkStart w:id="100009" w:name="_Toc100009"/>
       <w:r>
         <w:rPr>
           <w:rFonts w:ascii="Calibri" w:eastAsia="SimHei"/>
@@ -3462,7 +4244,7 @@
         </w:rPr>
         <w:t xml:space="preserve">2.4  组别选择：首选创新训练项目</w:t>
       </w:r>
-      <w:bookmarkEnd w:id="100008"/>
+      <w:bookmarkEnd w:id="100009"/>
     </w:p>
     <w:p>
       <w:pPr>
@@ -4023,7 +4805,7 @@
         <w:keepNext/>
         <w:spacing w:after="140" w:before="280" w:line="312"/>
       </w:pPr>
-      <w:bookmarkStart w:id="100009" w:name="_Toc100009"/>
+      <w:bookmarkStart w:id="100010" w:name="_Toc100010"/>
       <w:r>
         <w:rPr>
           <w:rFonts w:ascii="Calibri" w:eastAsia="SimHei"/>
@@ -4035,7 +4817,7 @@
         </w:rPr>
         <w:t xml:space="preserve">2.5  可行性总结（SWOT）</w:t>
       </w:r>
-      <w:bookmarkEnd w:id="100009"/>
+      <w:bookmarkEnd w:id="100010"/>
     </w:p>
     <w:p>
       <w:pPr>
@@ -4192,7 +4974,7 @@
                 <w:sz w:val="21"/>
                 <w:szCs w:val="21"/>
               </w:rPr>
-              <w:t xml:space="preserve">系统已完成且可部署运行，立项起点远高于从零开始；拓扑图查重与可信 AI 批改两项差异化算法资产；三端齐全、安全与工程细节完善；一致性基准脚本等评测设施已就位</w:t>
+              <w:t xml:space="preserve">系统已完成且公网上线运行（域名、HTTPS、ICP 备案），立项起点远高于从零开始；拓扑图查重与可信 AI 批改两项差异化算法资产；三端齐全，完成九项安全漏洞的审计修复闭环；一致性基准脚本等评测设施已就位</w:t>
             </w:r>
           </w:p>
         </w:tc>
@@ -4255,7 +5037,7 @@
                 <w:sz w:val="21"/>
                 <w:szCs w:val="21"/>
               </w:rPr>
-              <w:t xml:space="preserve">无真实教学试点数据；无软著、论文等成果材料；查重准确率与批改一致性未量化；创新叙事尚未提炼；通知推送、OCR 批改等链路存在断点</w:t>
+              <w:t xml:space="preserve">无真实教学试点数据；无软著、论文等成果材料；查重准确率与批改一致性未量化；通知推送、OCR 批改等链路存在断点；查重可视化组件被清理待接回</w:t>
             </w:r>
           </w:p>
         </w:tc>
@@ -4409,7 +5191,7 @@
         <w:keepNext/>
         <w:spacing w:after="200" w:before="400" w:line="312"/>
       </w:pPr>
-      <w:bookmarkStart w:id="100010" w:name="_Toc100010"/>
+      <w:bookmarkStart w:id="100011" w:name="_Toc100011"/>
       <w:r>
         <w:rPr>
           <w:rFonts w:ascii="Calibri" w:eastAsia="SimHei"/>
@@ -4421,7 +5203,7 @@
         </w:rPr>
         <w:t xml:space="preserve">第三章  现有亮点与申报书可用素材</w:t>
       </w:r>
-      <w:bookmarkEnd w:id="100010"/>
+      <w:bookmarkEnd w:id="100011"/>
     </w:p>
     <w:p>
       <w:pPr>
@@ -4429,7 +5211,7 @@
         <w:keepNext/>
         <w:spacing w:after="140" w:before="280" w:line="312"/>
       </w:pPr>
-      <w:bookmarkStart w:id="100011" w:name="_Toc100011"/>
+      <w:bookmarkStart w:id="100012" w:name="_Toc100012"/>
       <w:r>
         <w:rPr>
           <w:rFonts w:ascii="Calibri" w:eastAsia="SimHei"/>
@@ -4441,7 +5223,7 @@
         </w:rPr>
         <w:t xml:space="preserve">3.1  四个可直接写入申报书的创新点</w:t>
       </w:r>
-      <w:bookmarkEnd w:id="100011"/>
+      <w:bookmarkEnd w:id="100012"/>
     </w:p>
     <w:p>
       <w:pPr>
@@ -4510,7 +5292,7 @@
           <w:sz w:val="24"/>
           <w:szCs w:val="24"/>
         </w:rPr>
-        <w:t xml:space="preserve">针对大模型直接打分不可控、不可信的问题，设计三项机制：模型仅产出维度分与依据摘录，总分由服务端按量规权重聚合并按模板满分封顶；建立启发式置信度估计（解析失败、越界钳制、维度缺失、极端给分、作答过短等因素加权扣减），低置信结果自动转入人工复核工单，形成 AI 初评、置信度路由、教师复核（采纳、调整、驳回）、结果回写与学生通知的完整人机协同闭环；评分量规以模板、维度、档位三表结构化描述并随任务固化快照，保证批改口径一致且全程可审计（保留模型原文、模型版本、令牌用量）。</w:t>
+        <w:t xml:space="preserve">针对大模型直接打分不可控、不可信的问题，设计三道可信防线：第一道是机制约束——模型仅产出维度分与依据摘录，总分由服务端按量规权重聚合并按模板满分封顶；第二道是置信度路由——按解析失败、越界钳制、维度缺失、极端给分、作答过短等因素估计置信度，低置信结果自动转入人工复核工单；第三道是注入防御与极端值兜底——学生作答以围栏隔离并声明数据边界防提示词注入，AI 判定满分的结果一律强制进入人工复核、不允许静默自动回写。三道防线共同构成 AI 初评、置信度路由、教师复核（采纳、调整、驳回）、结果回写与学生通知的完整人机协同闭环；评分量规以模板、维度、档位三表结构化描述并随任务固化快照，保证批改口径一致且全程可审计（保留模型原文、模型版本、令牌用量）。</w:t>
       </w:r>
     </w:p>
     <w:p>
@@ -4564,43 +5346,7 @@
           <w:sz w:val="24"/>
           <w:szCs w:val="24"/>
         </w:rPr>
-        <w:t xml:space="preserve">提出包含学校、班级职务（班长、学委）、课程课代表的多级组织模型，为非任课教师的收集角色提供代发作业、提交进度、未交名单、智能催交（一小时防轰炸）与按人归档打包的完整工作台，并以创建者与归属教师双字段区分代发与本人发布，兼顾权限与责任归属。</w:t>
-      </w:r>
-    </w:p>
-    <w:p>
-      <w:pPr>
-        <w:pStyle w:val="Heading2"/>
-        <w:keepNext/>
-        <w:spacing w:after="140" w:before="280" w:line="312"/>
-      </w:pPr>
-      <w:bookmarkStart w:id="100012" w:name="_Toc100012"/>
-      <w:r>
-        <w:rPr>
-          <w:rFonts w:ascii="Calibri" w:eastAsia="SimHei"/>
-          <w:b/>
-          <w:bCs/>
-          <w:color w:val="0F2A3C"/>
-          <w:sz w:val="28"/>
-          <w:szCs w:val="28"/>
-        </w:rPr>
-        <w:t xml:space="preserve">3.2  工程亮点清单</w:t>
-      </w:r>
-      <w:bookmarkEnd w:id="100012"/>
-    </w:p>
-    <w:p>
-      <w:pPr>
-        <w:spacing w:after="80" w:line="312"/>
-        <w:ind w:firstLine="480"/>
-        <w:jc w:val="both"/>
-      </w:pPr>
-      <w:r>
-        <w:rPr>
-          <w:rFonts w:ascii="Calibri" w:eastAsia="SimSun"/>
-          <w:color w:val="000000"/>
-          <w:sz w:val="24"/>
-          <w:szCs w:val="24"/>
-        </w:rPr>
-        <w:t xml:space="preserve">除创新点外，以下工程细节可作为申报书研究基础或答辩加分项：文件安全体系（密码修改即全端令牌失效的密码版本指纹机制、十分钟时效的 HMAC 短票据下载替代长期令牌暴露、上传归属校验防止冒绑他人文件、路径围栏防目录逃逸、危险扩展名黑名单）；大文件分片上传（秒传、断点续传、合并校验、并发分片磁盘防护）；双模存储与换桶迁移脚本；分级接口限流（AI、查重、下载、分片各自独立阈值）；定时任务（截止提醒、废弃分片清理）；测试资产（模板校验与结果解析的纯函数单元测试、查重端到端脚本、评分一致性基准脚本）。</w:t>
+        <w:t xml:space="preserve">提出包含学校、班级职务（班长、学委）、课程课代表的多级组织模型，为非任课教师的收集角色提供代发作业、提交进度、未交名单、智能催交（一小时防轰炸）与按人归档打包的完整工作台，并以创建者与归属教师双字段区分代发与本人发布，兼顾权限与责任归属；任务待办功能进一步将同一权限范式（教师、班主任、班长、学委发布，学生完成回执）复用于日常班级事务，形成作业收集之外的第二个协同场景。</w:t>
       </w:r>
     </w:p>
     <w:p>
@@ -4619,9 +5365,45 @@
           <w:sz w:val="28"/>
           <w:szCs w:val="28"/>
         </w:rPr>
+        <w:t xml:space="preserve">3.2  工程亮点清单</w:t>
+      </w:r>
+      <w:bookmarkEnd w:id="100013"/>
+    </w:p>
+    <w:p>
+      <w:pPr>
+        <w:spacing w:after="80" w:line="312"/>
+        <w:ind w:firstLine="480"/>
+        <w:jc w:val="both"/>
+      </w:pPr>
+      <w:r>
+        <w:rPr>
+          <w:rFonts w:ascii="Calibri" w:eastAsia="SimSun"/>
+          <w:color w:val="000000"/>
+          <w:sz w:val="24"/>
+          <w:szCs w:val="24"/>
+        </w:rPr>
+        <w:t xml:space="preserve">除创新点外，以下工程细节可作为申报书研究基础或答辩加分项：文件安全体系（密码修改即全端令牌失效的密码版本指纹机制、十分钟时效的 HMAC 短票据下载替代长期令牌暴露、上传归属校验防止冒绑他人文件、路径围栏防目录逃逸、危险扩展名黑名单）；安全治理记录（九项安全漏洞的审计复现与修复闭环、秒传断点兼容的 chunk_ownerships 持有证明表、COS 越权签名前缀围栏、登录枚举与时序侧信道防护）；并发正确性（查重任务创建的 MySQL 命名锁防重复建任务、批改队列心跳续租与僵死回收）；数据资产护栏（模型与数据库列级一致性校验脚本、统计口径仅计在读学生）；大文件分片上传（秒传、断点续传、合并校验、并发分片磁盘防护）；双模存储与换桶迁移脚本；分级接口限流（AI、查重、下载、分片各自独立阈值）；定时任务（截止提醒、废弃分片清理）；测试资产（模板校验与结果解析的纯函数单元测试、查重端到端脚本、评分一致性基准脚本）。</w:t>
+      </w:r>
+    </w:p>
+    <w:p>
+      <w:pPr>
+        <w:pStyle w:val="Heading2"/>
+        <w:keepNext/>
+        <w:spacing w:after="140" w:before="280" w:line="312"/>
+      </w:pPr>
+      <w:bookmarkStart w:id="100014" w:name="_Toc100014"/>
+      <w:r>
+        <w:rPr>
+          <w:rFonts w:ascii="Calibri" w:eastAsia="SimHei"/>
+          <w:b/>
+          <w:bCs/>
+          <w:color w:val="0F2A3C"/>
+          <w:sz w:val="28"/>
+          <w:szCs w:val="28"/>
+        </w:rPr>
         <w:t xml:space="preserve">3.3  与同类系统的差异化对比</w:t>
       </w:r>
-      <w:bookmarkEnd w:id="100013"/>
+      <w:bookmarkEnd w:id="100014"/>
     </w:p>
     <w:p>
       <w:pPr>
@@ -5618,7 +6400,7 @@
                 <w:sz w:val="21"/>
                 <w:szCs w:val="21"/>
               </w:rPr>
-              <w:t xml:space="preserve">COS 或本地双模、Compose 一键、可私有化</w:t>
+              <w:t xml:space="preserve">已公网上线（mengxiangt.top、全站 HTTPS、ICP 备案），COS 或本地双模、Compose 部署、可私有化</w:t>
             </w:r>
           </w:p>
         </w:tc>
@@ -5733,7 +6515,7 @@
         <w:keepNext/>
         <w:spacing w:after="140" w:before="280" w:line="312"/>
       </w:pPr>
-      <w:bookmarkStart w:id="100014" w:name="_Toc100014"/>
+      <w:bookmarkStart w:id="100015" w:name="_Toc100015"/>
       <w:r>
         <w:rPr>
           <w:rFonts w:ascii="Calibri" w:eastAsia="SimHei"/>
@@ -5745,7 +6527,7 @@
         </w:rPr>
         <w:t xml:space="preserve">3.4  研究基础一节的写法</w:t>
       </w:r>
-      <w:bookmarkEnd w:id="100014"/>
+      <w:bookmarkEnd w:id="100015"/>
     </w:p>
     <w:p>
       <w:pPr>
@@ -5760,7 +6542,7 @@
           <w:sz w:val="24"/>
           <w:szCs w:val="24"/>
         </w:rPr>
-        <w:t xml:space="preserve">研究基础是本项目相对其他申报团队最强的部分，建议以清单加数据的方式呈现：已完成三端一服务平台（列出页面数、接口数、数据表数、代码规模等可统计指标）；已上线部署方案（域名、HTTPS、生产环境配置——申报时附访问二维码与只读演示账号为佳）；已具备评测设施（一致性基准脚本与查重端到端脚本）；已形成的设计文档与迭代记录（小程序三版设计方案等，体现工程过程）。同时附四张截图：查重双拓扑对比可视化、AI 批改维度雷达图、教师复核工作台、小程序批改页。截图是评审对完成度最直观的证据。</w:t>
+        <w:t xml:space="preserve">研究基础是本项目相对其他申报团队最强的部分，建议以清单加数据的方式呈现：已完成三端一服务平台（量化指标直接引用第一章表 1-2：约 3.04 万行源码、128 个接口端点、网页二十八页加小程序十五页、24 张数据表、23 个单元测试用例与五个端到端脚本）；已公网上线运行（mengxiangt.top 域名、全站 HTTPS、ICP 备案，答辩时附访问二维码与只读演示账号为佳）；已具备评测设施（一致性基准脚本与查重端到端脚本）；已形成的设计文档与迭代记录（小程序三版设计方案等，体现工程过程）；已备齐试点物料（用户隐私保护指引、新手指引图文手册）。同时附四张截图：查重五维雷达详情、AI 批改维度雷达图、教师复核工作台、小程序批改页。截图是评审对完成度最直观的证据。</w:t>
       </w:r>
     </w:p>
     <w:p>
@@ -5769,7 +6551,7 @@
         <w:keepNext/>
         <w:spacing w:after="200" w:before="400" w:line="312"/>
       </w:pPr>
-      <w:bookmarkStart w:id="100015" w:name="_Toc100015"/>
+      <w:bookmarkStart w:id="100016" w:name="_Toc100016"/>
       <w:r>
         <w:rPr>
           <w:rFonts w:ascii="Calibri" w:eastAsia="SimHei"/>
@@ -5781,7 +6563,7 @@
         </w:rPr>
         <w:t xml:space="preserve">第四章  现存不足诊断</w:t>
       </w:r>
-      <w:bookmarkEnd w:id="100015"/>
+      <w:bookmarkEnd w:id="100016"/>
     </w:p>
     <w:p>
       <w:pPr>
@@ -5805,7 +6587,7 @@
         <w:keepNext/>
         <w:spacing w:after="140" w:before="280" w:line="312"/>
       </w:pPr>
-      <w:bookmarkStart w:id="100016" w:name="_Toc100016"/>
+      <w:bookmarkStart w:id="100017" w:name="_Toc100017"/>
       <w:r>
         <w:rPr>
           <w:rFonts w:ascii="Calibri" w:eastAsia="SimHei"/>
@@ -5817,7 +6599,7 @@
         </w:rPr>
         <w:t xml:space="preserve">4.1  功能层面</w:t>
       </w:r>
-      <w:bookmarkEnd w:id="100016"/>
+      <w:bookmarkEnd w:id="100017"/>
     </w:p>
     <w:p>
       <w:pPr>
@@ -5832,7 +6614,7 @@
           <w:sz w:val="24"/>
           <w:szCs w:val="24"/>
         </w:rPr>
-        <w:t xml:space="preserve">（1）AI 批改的作答提取仅支持 txt 与 docx（经 mammoth），PDF 与手写拍照图片无法进入批改链路——而手写作业恰是最能打动评审的场景，此为功能断链的首要问题。（2）消息通知全靠轮询（网页端六十秒、批改进度五秒、查重进度两秒），无 WebSocket 或服务端推送，小程序未接入微信订阅消息，截止提醒的到达率受限。（3）查重与批改两个模块相互独立：查重高度可疑的提交不会影响 AI 批改结果的可信提示，可信评价的叙事被割裂。（4）学情数据已积累但未利用：批改结果中的知识性错误字段是结构化数据，却没有面向学生的错题本与薄弱知识点画像，也没有面向教师的班级共性错误分析。（5）文本作业查重仅为字符级度量，无语义向量能力，对同义改写不敏感。（6）作业模型中的查重开关字段存在但无自动触发逻辑，查重完全依赖教师手动发起。（7）小程序端不支持大于 100MB 文件、zip 预览与管理端功能（已明确引导至网页端，属可接受限制，但答辩需准备说辞）。</w:t>
+        <w:t xml:space="preserve">（1）AI 批改的作答提取仅支持 txt 与 docx（经 mammoth），PDF 与手写拍照图片无法进入批改链路——而手写作业恰是最能打动评审的场景，此为功能断链的首要问题。（2）消息通知全靠轮询（网页端六十秒、批改进度五秒、查重进度两秒），无 WebSocket 或服务端推送，小程序未接入微信订阅消息，截止提醒的到达率受限。（3）查重与批改两个模块相互独立：查重高度可疑的提交不会影响 AI 批改结果的可信提示，可信评价的叙事被割裂。（4）学情数据已积累但未利用：批改结果中的知识性错误字段是结构化数据，却没有面向学生的错题本与薄弱知识点画像，也没有面向教师的班级共性错误分析。（5）文本作业查重仅为字符级度量，无语义向量能力，对同义改写不敏感。（6）作业模型中的查重开关字段存在但无自动触发逻辑，查重完全依赖教师手动发起。（7）代码清理中将画布级双拓扑图对比可视化组件作为死代码移除，查重详情现仅保留分项数值与雷达图——这是答辩中最具视觉冲击力的演示素材，而检测服务的可视化生成端点仍在，建议低成本接回；登录页品牌面板的特性文案仍写着图片查重与拓扑对比，与已移除的组件形成文实不符，接回组件或修改文案需二选一。（8）小程序端不支持大于 100MB 文件、zip 预览与管理端功能（已明确引导至网页端，属可接受限制，但答辩需准备说辞）。（9）隐私合规的端侧覆盖不一致：网页端已有隐私指引页面、注册强制勾选同意与备案号展示，小程序端尚无对应的隐私勾选与备案信息，正式发布或提审前需补齐。</w:t>
       </w:r>
     </w:p>
     <w:p>
@@ -5841,7 +6623,7 @@
         <w:keepNext/>
         <w:spacing w:after="140" w:before="280" w:line="312"/>
       </w:pPr>
-      <w:bookmarkStart w:id="100017" w:name="_Toc100017"/>
+      <w:bookmarkStart w:id="100018" w:name="_Toc100018"/>
       <w:r>
         <w:rPr>
           <w:rFonts w:ascii="Calibri" w:eastAsia="SimHei"/>
@@ -5853,7 +6635,7 @@
         </w:rPr>
         <w:t xml:space="preserve">4.2  创新点层面</w:t>
       </w:r>
-      <w:bookmarkEnd w:id="100017"/>
+      <w:bookmarkEnd w:id="100018"/>
     </w:p>
     <w:p>
       <w:pPr>
@@ -5877,7 +6659,7 @@
         <w:keepNext/>
         <w:spacing w:after="140" w:before="280" w:line="312"/>
       </w:pPr>
-      <w:bookmarkStart w:id="100018" w:name="_Toc100018"/>
+      <w:bookmarkStart w:id="100019" w:name="_Toc100019"/>
       <w:r>
         <w:rPr>
           <w:rFonts w:ascii="Calibri" w:eastAsia="SimHei"/>
@@ -5888,42 +6670,6 @@
           <w:szCs w:val="28"/>
         </w:rPr>
         <w:t xml:space="preserve">4.3  工程完整度</w:t>
-      </w:r>
-      <w:bookmarkEnd w:id="100018"/>
-    </w:p>
-    <w:p>
-      <w:pPr>
-        <w:spacing w:after="80" w:line="312"/>
-        <w:ind w:firstLine="480"/>
-        <w:jc w:val="both"/>
-      </w:pPr>
-      <w:r>
-        <w:rPr>
-          <w:rFonts w:ascii="Calibri" w:eastAsia="SimSun"/>
-          <w:color w:val="000000"/>
-          <w:sz w:val="24"/>
-          <w:szCs w:val="24"/>
-        </w:rPr>
-        <w:t xml:space="preserve">生产部署编排未包含 Python 检测服务（文档注明需跨容器以宿主机地址访问），一键部署存在断点；测试未接入 npm 脚本与持续集成流程，单元测试覆盖仅限纯函数；无集中式日志、监控与告警；无接口文档（建议 Swagger 渐进补齐）；数据库结构变更依赖手写 SQL 迁移脚本。上述各项不影响演示，但会被工程背景的评审注意到，且补齐成本低，属于性价比最高的整改区。</w:t>
-      </w:r>
-    </w:p>
-    <w:p>
-      <w:pPr>
-        <w:pStyle w:val="Heading2"/>
-        <w:keepNext/>
-        <w:spacing w:after="140" w:before="280" w:line="312"/>
-      </w:pPr>
-      <w:bookmarkStart w:id="100019" w:name="_Toc100019"/>
-      <w:r>
-        <w:rPr>
-          <w:rFonts w:ascii="Calibri" w:eastAsia="SimHei"/>
-          <w:b/>
-          <w:bCs/>
-          <w:color w:val="0F2A3C"/>
-          <w:sz w:val="28"/>
-          <w:szCs w:val="28"/>
-        </w:rPr>
-        <w:t xml:space="preserve">4.4  实际落地价值</w:t>
       </w:r>
       <w:bookmarkEnd w:id="100019"/>
     </w:p>
@@ -5940,7 +6686,7 @@
           <w:sz w:val="24"/>
           <w:szCs w:val="24"/>
         </w:rPr>
-        <w:t xml:space="preserve">系统尚无真实班级的持续使用记录：没有提交率、批改耗时、教师采纳率、学生满意度等任何一手数据，落地价值停留在设计与演示层面。其次，隐私与合规未成文：学生作业属于个人信息，若扩展至中学场景还涉及未成年人信息保护，需要数据留存与删除策略、脱敏方案与知情同意设计（试点前应有最基本的合规声明与问卷知情同意）。最后，多学校开通依赖管理员手工建校建班，无自助流程，SaaS 化仅具雏形。</w:t>
+        <w:t xml:space="preserve">较初版已明显改善：新增模型与数据库列级一致性校验脚本、查重任务命名锁防并发重复建任务、进程优雅关停与统计口径修复，安全升级 SQL 以迁移脚本形式沉淀，环境变量模板化避免密钥入库。仍存的断点：生产编排仍未包含 Python 检测服务（仅透传环境变量，需跨容器以宿主机地址访问），一键部署存在断点；package.json 仍无测试脚本、无持续集成，单元测试覆盖仅限纯函数；无集中式日志、监控与告警；无接口文档（建议 Swagger 渐进补齐）。上述各项不影响演示，但会被工程背景的评审注意到，且补齐成本低，属于性价比最高的整改区。</w:t>
       </w:r>
     </w:p>
     <w:p>
@@ -5959,9 +6705,45 @@
           <w:sz w:val="28"/>
           <w:szCs w:val="28"/>
         </w:rPr>
+        <w:t xml:space="preserve">4.4  实际落地价值</w:t>
+      </w:r>
+      <w:bookmarkEnd w:id="100020"/>
+    </w:p>
+    <w:p>
+      <w:pPr>
+        <w:spacing w:after="80" w:line="312"/>
+        <w:ind w:firstLine="480"/>
+        <w:jc w:val="both"/>
+      </w:pPr>
+      <w:r>
+        <w:rPr>
+          <w:rFonts w:ascii="Calibri" w:eastAsia="SimSun"/>
+          <w:color w:val="000000"/>
+          <w:sz w:val="24"/>
+          <w:szCs w:val="24"/>
+        </w:rPr>
+        <w:t xml:space="preserve">系统尚无真实班级的持续使用记录：没有提交率、批改耗时、教师采纳率、学生满意度等任何一手数据，落地价值停留在设计与演示层面——这是落地维度的唯一硬短板。合规与基础设施侧较初版已实质补齐：完成 ICP 备案并以全站 HTTPS 上线（mengxiangt.top），发布用户隐私保护指引（注册强制勾选同意、登录明示、公开页面可查），并配有新手指引图文手册，开展试点的合规与物料基础已就绪。多学校开通仍依赖管理员手工建校建班，无自助流程，SaaS 化仅具雏形。</w:t>
+      </w:r>
+    </w:p>
+    <w:p>
+      <w:pPr>
+        <w:pStyle w:val="Heading2"/>
+        <w:keepNext/>
+        <w:spacing w:after="140" w:before="280" w:line="312"/>
+      </w:pPr>
+      <w:bookmarkStart w:id="100021" w:name="_Toc100021"/>
+      <w:r>
+        <w:rPr>
+          <w:rFonts w:ascii="Calibri" w:eastAsia="SimHei"/>
+          <w:b/>
+          <w:bCs/>
+          <w:color w:val="0F2A3C"/>
+          <w:sz w:val="28"/>
+          <w:szCs w:val="28"/>
+        </w:rPr>
         <w:t xml:space="preserve">4.5  论文与结题材料</w:t>
       </w:r>
-      <w:bookmarkEnd w:id="100020"/>
+      <w:bookmarkEnd w:id="100021"/>
     </w:p>
     <w:p>
       <w:pPr>
@@ -5985,7 +6767,7 @@
         <w:keepNext/>
         <w:spacing w:after="140" w:before="280" w:line="312"/>
       </w:pPr>
-      <w:bookmarkStart w:id="100021" w:name="_Toc100021"/>
+      <w:bookmarkStart w:id="100022" w:name="_Toc100022"/>
       <w:r>
         <w:rPr>
           <w:rFonts w:ascii="Calibri" w:eastAsia="SimHei"/>
@@ -5997,7 +6779,7 @@
         </w:rPr>
         <w:t xml:space="preserve">4.6  不足汇总与处置级别</w:t>
       </w:r>
-      <w:bookmarkEnd w:id="100021"/>
+      <w:bookmarkEnd w:id="100022"/>
     </w:p>
     <w:p>
       <w:pPr>
@@ -6577,7 +7359,7 @@
                 <w:sz w:val="21"/>
                 <w:szCs w:val="21"/>
               </w:rPr>
-              <w:t xml:space="preserve">学情数据未利用（错题本缺失）</w:t>
+              <w:t xml:space="preserve">双拓扑可视化组件被清理</w:t>
             </w:r>
           </w:p>
         </w:tc>
@@ -6606,7 +7388,7 @@
                 <w:sz w:val="21"/>
                 <w:szCs w:val="21"/>
               </w:rPr>
-              <w:t xml:space="preserve">价值拔高空间受限</w:t>
+              <w:t xml:space="preserve">最出彩演示点缺失</w:t>
             </w:r>
           </w:p>
         </w:tc>
@@ -6635,7 +7417,7 @@
                 <w:sz w:val="21"/>
                 <w:szCs w:val="21"/>
               </w:rPr>
-              <w:t xml:space="preserve">冲奖（R3、D3）</w:t>
+              <w:t xml:space="preserve">必须补（接回）</w:t>
             </w:r>
           </w:p>
         </w:tc>
@@ -6669,7 +7451,7 @@
                 <w:sz w:val="21"/>
                 <w:szCs w:val="21"/>
               </w:rPr>
-              <w:t xml:space="preserve">创新</w:t>
+              <w:t xml:space="preserve">功能</w:t>
             </w:r>
           </w:p>
         </w:tc>
@@ -6698,7 +7480,7 @@
                 <w:sz w:val="21"/>
                 <w:szCs w:val="21"/>
               </w:rPr>
-              <w:t xml:space="preserve">查重与批改均无量化评估数据</w:t>
+              <w:t xml:space="preserve">学情数据未利用（错题本缺失）</w:t>
             </w:r>
           </w:p>
         </w:tc>
@@ -6727,7 +7509,7 @@
                 <w:sz w:val="21"/>
                 <w:szCs w:val="21"/>
               </w:rPr>
-              <w:t xml:space="preserve">论文与结题核心短板</w:t>
+              <w:t xml:space="preserve">价值拔高空间受限</w:t>
             </w:r>
           </w:p>
         </w:tc>
@@ -6756,7 +7538,7 @@
                 <w:sz w:val="21"/>
                 <w:szCs w:val="21"/>
               </w:rPr>
-              <w:t xml:space="preserve">必须补（D2、D5）</w:t>
+              <w:t xml:space="preserve">冲奖（R3、D3）</w:t>
             </w:r>
           </w:p>
         </w:tc>
@@ -6819,7 +7601,7 @@
                 <w:sz w:val="21"/>
                 <w:szCs w:val="21"/>
               </w:rPr>
-              <w:t xml:space="preserve">拓扑提取鲁棒性未验证</w:t>
+              <w:t xml:space="preserve">查重与批改均无量化评估数据</w:t>
             </w:r>
           </w:p>
         </w:tc>
@@ -6848,7 +7630,7 @@
                 <w:sz w:val="21"/>
                 <w:szCs w:val="21"/>
               </w:rPr>
-              <w:t xml:space="preserve">答辩高频质询点</w:t>
+              <w:t xml:space="preserve">论文与结题核心短板</w:t>
             </w:r>
           </w:p>
         </w:tc>
@@ -6877,7 +7659,7 @@
                 <w:sz w:val="21"/>
                 <w:szCs w:val="21"/>
               </w:rPr>
-              <w:t xml:space="preserve">冲奖（D5）</w:t>
+              <w:t xml:space="preserve">必须补（D2、D5）</w:t>
             </w:r>
           </w:p>
         </w:tc>
@@ -6911,7 +7693,7 @@
                 <w:sz w:val="21"/>
                 <w:szCs w:val="21"/>
               </w:rPr>
-              <w:t xml:space="preserve">工程</w:t>
+              <w:t xml:space="preserve">创新</w:t>
             </w:r>
           </w:p>
         </w:tc>
@@ -6940,7 +7722,7 @@
                 <w:sz w:val="21"/>
                 <w:szCs w:val="21"/>
               </w:rPr>
-              <w:t xml:space="preserve">检测服务未编排、无 CI 与接口文档</w:t>
+              <w:t xml:space="preserve">拓扑提取鲁棒性未验证</w:t>
             </w:r>
           </w:p>
         </w:tc>
@@ -6969,7 +7751,7 @@
                 <w:sz w:val="21"/>
                 <w:szCs w:val="21"/>
               </w:rPr>
-              <w:t xml:space="preserve">工程完整度扣分</w:t>
+              <w:t xml:space="preserve">答辩高频质询点</w:t>
             </w:r>
           </w:p>
         </w:tc>
@@ -6998,7 +7780,7 @@
                 <w:sz w:val="21"/>
                 <w:szCs w:val="21"/>
               </w:rPr>
-              <w:t xml:space="preserve">必须补（R7）</w:t>
+              <w:t xml:space="preserve">冲奖（D5）</w:t>
             </w:r>
           </w:p>
         </w:tc>
@@ -7032,7 +7814,7 @@
                 <w:sz w:val="21"/>
                 <w:szCs w:val="21"/>
               </w:rPr>
-              <w:t xml:space="preserve">落地</w:t>
+              <w:t xml:space="preserve">工程</w:t>
             </w:r>
           </w:p>
         </w:tc>
@@ -7061,7 +7843,7 @@
                 <w:sz w:val="21"/>
                 <w:szCs w:val="21"/>
               </w:rPr>
-              <w:t xml:space="preserve">零真实试点、隐私合规未成文</w:t>
+              <w:t xml:space="preserve">检测服务未编排、无 CI 与接口文档</w:t>
             </w:r>
           </w:p>
         </w:tc>
@@ -7090,7 +7872,7 @@
                 <w:sz w:val="21"/>
                 <w:szCs w:val="21"/>
               </w:rPr>
-              <w:t xml:space="preserve">结题实证与伦理风险</w:t>
+              <w:t xml:space="preserve">工程完整度扣分</w:t>
             </w:r>
           </w:p>
         </w:tc>
@@ -7119,7 +7901,7 @@
                 <w:sz w:val="21"/>
                 <w:szCs w:val="21"/>
               </w:rPr>
-              <w:t xml:space="preserve">必须补（R8）</w:t>
+              <w:t xml:space="preserve">必须补（R7）</w:t>
             </w:r>
           </w:p>
         </w:tc>
@@ -7153,6 +7935,127 @@
                 <w:sz w:val="21"/>
                 <w:szCs w:val="21"/>
               </w:rPr>
+              <w:t xml:space="preserve">落地</w:t>
+            </w:r>
+          </w:p>
+        </w:tc>
+        <w:tc>
+          <w:tcPr>
+            <w:tcW w:type="pct" w:w="34%"/>
+            <w:shd w:fill="FFFFFF" w:val="clear"/>
+            <w:tcMar>
+              <w:top w:type="dxa" w:w="60"/>
+              <w:left w:type="dxa" w:w="120"/>
+              <w:bottom w:type="dxa" w:w="60"/>
+              <w:right w:type="dxa" w:w="120"/>
+            </w:tcMar>
+          </w:tcPr>
+          <w:p>
+            <w:pPr>
+              <w:spacing w:line="280"/>
+              <w:jc w:val="left"/>
+            </w:pPr>
+            <w:r>
+              <w:rPr>
+                <w:rFonts w:ascii="Calibri" w:eastAsia="SimSun"/>
+                <w:b w:val="false"/>
+                <w:bCs w:val="false"/>
+                <w:color w:val="000000"/>
+                <w:sz w:val="21"/>
+                <w:szCs w:val="21"/>
+              </w:rPr>
+              <w:t xml:space="preserve">零真实试点（合规与物料已就绪）</w:t>
+            </w:r>
+          </w:p>
+        </w:tc>
+        <w:tc>
+          <w:tcPr>
+            <w:tcW w:type="pct" w:w="30%"/>
+            <w:shd w:fill="FFFFFF" w:val="clear"/>
+            <w:tcMar>
+              <w:top w:type="dxa" w:w="60"/>
+              <w:left w:type="dxa" w:w="120"/>
+              <w:bottom w:type="dxa" w:w="60"/>
+              <w:right w:type="dxa" w:w="120"/>
+            </w:tcMar>
+          </w:tcPr>
+          <w:p>
+            <w:pPr>
+              <w:spacing w:line="280"/>
+              <w:jc w:val="left"/>
+            </w:pPr>
+            <w:r>
+              <w:rPr>
+                <w:rFonts w:ascii="Calibri" w:eastAsia="SimSun"/>
+                <w:b w:val="false"/>
+                <w:bCs w:val="false"/>
+                <w:color w:val="000000"/>
+                <w:sz w:val="21"/>
+                <w:szCs w:val="21"/>
+              </w:rPr>
+              <w:t xml:space="preserve">结题实证不足</w:t>
+            </w:r>
+          </w:p>
+        </w:tc>
+        <w:tc>
+          <w:tcPr>
+            <w:tcW w:type="pct" w:w="26%"/>
+            <w:shd w:fill="FFFFFF" w:val="clear"/>
+            <w:tcMar>
+              <w:top w:type="dxa" w:w="60"/>
+              <w:left w:type="dxa" w:w="120"/>
+              <w:bottom w:type="dxa" w:w="60"/>
+              <w:right w:type="dxa" w:w="120"/>
+            </w:tcMar>
+          </w:tcPr>
+          <w:p>
+            <w:pPr>
+              <w:spacing w:line="280"/>
+              <w:jc w:val="left"/>
+            </w:pPr>
+            <w:r>
+              <w:rPr>
+                <w:rFonts w:ascii="Calibri" w:eastAsia="SimSun"/>
+                <w:b w:val="false"/>
+                <w:bCs w:val="false"/>
+                <w:color w:val="000000"/>
+                <w:sz w:val="21"/>
+                <w:szCs w:val="21"/>
+              </w:rPr>
+              <w:t xml:space="preserve">必须补（R8）</w:t>
+            </w:r>
+          </w:p>
+        </w:tc>
+      </w:tr>
+      <w:tr>
+        <w:trPr>
+          <w:cantSplit/>
+        </w:trPr>
+        <w:tc>
+          <w:tcPr>
+            <w:tcW w:type="pct" w:w="10%"/>
+            <w:shd w:fill="EDF3F5" w:val="clear"/>
+            <w:tcMar>
+              <w:top w:type="dxa" w:w="60"/>
+              <w:left w:type="dxa" w:w="120"/>
+              <w:bottom w:type="dxa" w:w="60"/>
+              <w:right w:type="dxa" w:w="120"/>
+            </w:tcMar>
+          </w:tcPr>
+          <w:p>
+            <w:pPr>
+              <w:spacing w:line="280"/>
+              <w:jc w:val="left"/>
+            </w:pPr>
+            <w:r>
+              <w:rPr>
+                <w:rFonts w:ascii="Calibri" w:eastAsia="SimSun"/>
+                <w:b w:val="false"/>
+                <w:bCs w:val="false"/>
+                <w:color w:val="000000"/>
+                <w:sz w:val="21"/>
+                <w:szCs w:val="21"/>
+              </w:rPr>
               <w:t xml:space="preserve">材料</w:t>
             </w:r>
           </w:p>
@@ -7160,7 +8063,7 @@
         <w:tc>
           <w:tcPr>
             <w:tcW w:type="pct" w:w="34%"/>
-            <w:shd w:fill="FFFFFF" w:val="clear"/>
+            <w:shd w:fill="EDF3F5" w:val="clear"/>
             <w:tcMar>
               <w:top w:type="dxa" w:w="60"/>
               <w:left w:type="dxa" w:w="120"/>
@@ -7189,7 +8092,7 @@
         <w:tc>
           <w:tcPr>
             <w:tcW w:type="pct" w:w="30%"/>
-            <w:shd w:fill="FFFFFF" w:val="clear"/>
+            <w:shd w:fill="EDF3F5" w:val="clear"/>
             <w:tcMar>
               <w:top w:type="dxa" w:w="60"/>
               <w:left w:type="dxa" w:w="120"/>
@@ -7218,7 +8121,7 @@
         <w:tc>
           <w:tcPr>
             <w:tcW w:type="pct" w:w="26%"/>
-            <w:shd w:fill="FFFFFF" w:val="clear"/>
+            <w:shd w:fill="EDF3F5" w:val="clear"/>
             <w:tcMar>
               <w:top w:type="dxa" w:w="60"/>
               <w:left w:type="dxa" w:w="120"/>
@@ -7252,7 +8155,7 @@
         <w:keepNext/>
         <w:spacing w:after="200" w:before="400" w:line="312"/>
       </w:pPr>
-      <w:bookmarkStart w:id="100022" w:name="_Toc100022"/>
+      <w:bookmarkStart w:id="100023" w:name="_Toc100023"/>
       <w:r>
         <w:rPr>
           <w:rFonts w:ascii="Calibri" w:eastAsia="SimHei"/>
@@ -7264,7 +8167,7 @@
         </w:rPr>
         <w:t xml:space="preserve">第五章  分级迭代改进方案</w:t>
       </w:r>
-      <w:bookmarkEnd w:id="100022"/>
+      <w:bookmarkEnd w:id="100023"/>
     </w:p>
     <w:p>
       <w:pPr>
@@ -7288,7 +8191,7 @@
         <w:keepNext/>
         <w:spacing w:after="140" w:before="280" w:line="312"/>
       </w:pPr>
-      <w:bookmarkStart w:id="100023" w:name="_Toc100023"/>
+      <w:bookmarkStart w:id="100024" w:name="_Toc100024"/>
       <w:r>
         <w:rPr>
           <w:rFonts w:ascii="Calibri" w:eastAsia="SimHei"/>
@@ -7300,7 +8203,7 @@
         </w:rPr>
         <w:t xml:space="preserve">5.1  低成本快速迭代（R1 至 R8）</w:t>
       </w:r>
-      <w:bookmarkEnd w:id="100023"/>
+      <w:bookmarkEnd w:id="100024"/>
     </w:p>
     <w:p>
       <w:pPr>
@@ -8476,7 +9379,7 @@
                 <w:sz w:val="21"/>
                 <w:szCs w:val="21"/>
               </w:rPr>
-              <w:t xml:space="preserve">检测服务纳入生产 Compose 编排；package.json 补测试脚本并接 CI；swagger 注解渐进补齐；README 与部署文档更新</w:t>
+              <w:t xml:space="preserve">已部分完成（列级校验脚本、查重命名锁、优雅关停、环境模板化、文档更新已落地）；余下：检测服务纳入生产 Compose 编排、package.json 补测试脚本并接 CI、接口文档渐进补齐</w:t>
             </w:r>
           </w:p>
         </w:tc>
@@ -8626,7 +9529,7 @@
                 <w:sz w:val="21"/>
                 <w:szCs w:val="21"/>
               </w:rPr>
-              <w:t xml:space="preserve">选一门图形作业课程与一门文字作业课程，一个班级起步；记录教师批改耗时基线与 AI 辅助后对比、提交率变化、学生问卷；试点前准备数据使用知情同意</w:t>
+              <w:t xml:space="preserve">上线与物料已就绪（域名、HTTPS、ICP、隐私指引、新手指引）；余下：选一门图形作业课程与一门文字作业课程、一个班级起步，记录教师批改耗时基线与 AI 辅助后对比、提交率变化、学生问卷</w:t>
             </w:r>
           </w:p>
         </w:tc>
@@ -8712,7 +9615,7 @@
         <w:keepNext/>
         <w:spacing w:after="140" w:before="280" w:line="312"/>
       </w:pPr>
-      <w:bookmarkStart w:id="100024" w:name="_Toc100024"/>
+      <w:bookmarkStart w:id="100025" w:name="_Toc100025"/>
       <w:r>
         <w:rPr>
           <w:rFonts w:ascii="Calibri" w:eastAsia="SimHei"/>
@@ -8724,7 +9627,7 @@
         </w:rPr>
         <w:t xml:space="preserve">5.2  深度拔高迭代（D1 至 D8）</w:t>
       </w:r>
-      <w:bookmarkEnd w:id="100024"/>
+      <w:bookmarkEnd w:id="100025"/>
     </w:p>
     <w:p>
       <w:pPr>
@@ -9874,7 +10777,7 @@
         <w:keepNext/>
         <w:spacing w:after="140" w:before="280" w:line="312"/>
       </w:pPr>
-      <w:bookmarkStart w:id="100025" w:name="_Toc100025"/>
+      <w:bookmarkStart w:id="100026" w:name="_Toc100026"/>
       <w:r>
         <w:rPr>
           <w:rFonts w:ascii="Calibri" w:eastAsia="SimHei"/>
@@ -9886,7 +10789,7 @@
         </w:rPr>
         <w:t xml:space="preserve">5.3  优先级总览</w:t>
       </w:r>
-      <w:bookmarkEnd w:id="100025"/>
+      <w:bookmarkEnd w:id="100026"/>
     </w:p>
     <w:p>
       <w:pPr>
@@ -9910,7 +10813,7 @@
         <w:keepNext/>
         <w:spacing w:after="200" w:before="400" w:line="312"/>
       </w:pPr>
-      <w:bookmarkStart w:id="100026" w:name="_Toc100026"/>
+      <w:bookmarkStart w:id="100027" w:name="_Toc100027"/>
       <w:r>
         <w:rPr>
           <w:rFonts w:ascii="Calibri" w:eastAsia="SimHei"/>
@@ -9922,7 +10825,7 @@
         </w:rPr>
         <w:t xml:space="preserve">第六章  创新点挖掘与价值拔高</w:t>
       </w:r>
-      <w:bookmarkEnd w:id="100026"/>
+      <w:bookmarkEnd w:id="100027"/>
     </w:p>
     <w:p>
       <w:pPr>
@@ -9930,7 +10833,7 @@
         <w:keepNext/>
         <w:spacing w:after="140" w:before="280" w:line="312"/>
       </w:pPr>
-      <w:bookmarkStart w:id="100027" w:name="_Toc100027"/>
+      <w:bookmarkStart w:id="100028" w:name="_Toc100028"/>
       <w:r>
         <w:rPr>
           <w:rFonts w:ascii="Calibri" w:eastAsia="SimHei"/>
@@ -9942,7 +10845,7 @@
         </w:rPr>
         <w:t xml:space="preserve">6.1  叙事重构：从作业系统到可信评价基础设施</w:t>
       </w:r>
-      <w:bookmarkEnd w:id="100027"/>
+      <w:bookmarkEnd w:id="100028"/>
     </w:p>
     <w:p>
       <w:pPr>
@@ -9966,7 +10869,7 @@
         <w:keepNext/>
         <w:spacing w:after="140" w:before="280" w:line="312"/>
       </w:pPr>
-      <w:bookmarkStart w:id="100028" w:name="_Toc100028"/>
+      <w:bookmarkStart w:id="100029" w:name="_Toc100029"/>
       <w:r>
         <w:rPr>
           <w:rFonts w:ascii="Calibri" w:eastAsia="SimHei"/>
@@ -9978,7 +10881,7 @@
         </w:rPr>
         <w:t xml:space="preserve">6.2  创新点提炼的四个维度</w:t>
       </w:r>
-      <w:bookmarkEnd w:id="100028"/>
+      <w:bookmarkEnd w:id="100029"/>
     </w:p>
     <w:p>
       <w:pPr>
@@ -10002,7 +10905,7 @@
         <w:keepNext/>
         <w:spacing w:after="140" w:before="280" w:line="312"/>
       </w:pPr>
-      <w:bookmarkStart w:id="100029" w:name="_Toc100029"/>
+      <w:bookmarkStart w:id="100030" w:name="_Toc100030"/>
       <w:r>
         <w:rPr>
           <w:rFonts w:ascii="Calibri" w:eastAsia="SimHei"/>
@@ -10014,7 +10917,7 @@
         </w:rPr>
         <w:t xml:space="preserve">6.3  项目名称候选</w:t>
       </w:r>
-      <w:bookmarkEnd w:id="100029"/>
+      <w:bookmarkEnd w:id="100030"/>
     </w:p>
     <w:p>
       <w:pPr>
@@ -10038,7 +10941,7 @@
         <w:keepNext/>
         <w:spacing w:after="140" w:before="280" w:line="312"/>
       </w:pPr>
-      <w:bookmarkStart w:id="100030" w:name="_Toc100030"/>
+      <w:bookmarkStart w:id="100031" w:name="_Toc100031"/>
       <w:r>
         <w:rPr>
           <w:rFonts w:ascii="Calibri" w:eastAsia="SimHei"/>
@@ -10050,7 +10953,7 @@
         </w:rPr>
         <w:t xml:space="preserve">6.4  避坑清单</w:t>
       </w:r>
-      <w:bookmarkEnd w:id="100030"/>
+      <w:bookmarkEnd w:id="100031"/>
     </w:p>
     <w:p>
       <w:pPr>
@@ -10074,7 +10977,7 @@
         <w:keepNext/>
         <w:spacing w:after="200" w:before="400" w:line="312"/>
       </w:pPr>
-      <w:bookmarkStart w:id="100031" w:name="_Toc100031"/>
+      <w:bookmarkStart w:id="100032" w:name="_Toc100032"/>
       <w:r>
         <w:rPr>
           <w:rFonts w:ascii="Calibri" w:eastAsia="SimHei"/>
@@ -10086,7 +10989,7 @@
         </w:rPr>
         <w:t xml:space="preserve">第七章  申报书、结题报告与答辩材料写作要点</w:t>
       </w:r>
-      <w:bookmarkEnd w:id="100031"/>
+      <w:bookmarkEnd w:id="100032"/>
     </w:p>
     <w:p>
       <w:pPr>
@@ -10094,7 +10997,7 @@
         <w:keepNext/>
         <w:spacing w:after="140" w:before="280" w:line="312"/>
       </w:pPr>
-      <w:bookmarkStart w:id="100032" w:name="_Toc100032"/>
+      <w:bookmarkStart w:id="100033" w:name="_Toc100033"/>
       <w:r>
         <w:rPr>
           <w:rFonts w:ascii="Calibri" w:eastAsia="SimHei"/>
@@ -10106,7 +11009,7 @@
         </w:rPr>
         <w:t xml:space="preserve">7.1  申报书逐节要点</w:t>
       </w:r>
-      <w:bookmarkEnd w:id="100032"/>
+      <w:bookmarkEnd w:id="100033"/>
     </w:p>
     <w:p>
       <w:pPr>
@@ -10303,7 +11206,7 @@
         <w:keepNext/>
         <w:spacing w:after="140" w:before="280" w:line="312"/>
       </w:pPr>
-      <w:bookmarkStart w:id="100033" w:name="_Toc100033"/>
+      <w:bookmarkStart w:id="100034" w:name="_Toc100034"/>
       <w:r>
         <w:rPr>
           <w:rFonts w:ascii="Calibri" w:eastAsia="SimHei"/>
@@ -10315,7 +11218,7 @@
         </w:rPr>
         <w:t xml:space="preserve">7.2  十二个月进度安排</w:t>
       </w:r>
-      <w:bookmarkEnd w:id="100033"/>
+      <w:bookmarkEnd w:id="100034"/>
     </w:p>
     <w:p>
       <w:pPr>
@@ -11003,7 +11906,7 @@
         <w:keepNext/>
         <w:spacing w:after="140" w:before="280" w:line="312"/>
       </w:pPr>
-      <w:bookmarkStart w:id="100034" w:name="_Toc100034"/>
+      <w:bookmarkStart w:id="100035" w:name="_Toc100035"/>
       <w:r>
         <w:rPr>
           <w:rFonts w:ascii="Calibri" w:eastAsia="SimHei"/>
@@ -11015,7 +11918,7 @@
         </w:rPr>
         <w:t xml:space="preserve">7.3  预期成果承诺原则</w:t>
       </w:r>
-      <w:bookmarkEnd w:id="100034"/>
+      <w:bookmarkEnd w:id="100035"/>
     </w:p>
     <w:p>
       <w:pPr>
@@ -11039,7 +11942,7 @@
         <w:keepNext/>
         <w:spacing w:after="140" w:before="280" w:line="312"/>
       </w:pPr>
-      <w:bookmarkStart w:id="100035" w:name="_Toc100035"/>
+      <w:bookmarkStart w:id="100036" w:name="_Toc100036"/>
       <w:r>
         <w:rPr>
           <w:rFonts w:ascii="Calibri" w:eastAsia="SimHei"/>
@@ -11051,7 +11954,7 @@
         </w:rPr>
         <w:t xml:space="preserve">7.4  结题报告要点</w:t>
       </w:r>
-      <w:bookmarkEnd w:id="100035"/>
+      <w:bookmarkEnd w:id="100036"/>
     </w:p>
     <w:p>
       <w:pPr>
@@ -11075,7 +11978,7 @@
         <w:keepNext/>
         <w:spacing w:after="140" w:before="280" w:line="312"/>
       </w:pPr>
-      <w:bookmarkStart w:id="100036" w:name="_Toc100036"/>
+      <w:bookmarkStart w:id="100037" w:name="_Toc100037"/>
       <w:r>
         <w:rPr>
           <w:rFonts w:ascii="Calibri" w:eastAsia="SimHei"/>
@@ -11087,7 +11990,7 @@
         </w:rPr>
         <w:t xml:space="preserve">7.5  答辩 PPT 十页大纲</w:t>
       </w:r>
-      <w:bookmarkEnd w:id="100036"/>
+      <w:bookmarkEnd w:id="100037"/>
     </w:p>
     <w:p>
       <w:pPr>
@@ -12143,7 +13046,7 @@
         <w:keepNext/>
         <w:spacing w:after="140" w:before="280" w:line="312"/>
       </w:pPr>
-      <w:bookmarkStart w:id="100037" w:name="_Toc100037"/>
+      <w:bookmarkStart w:id="100038" w:name="_Toc100038"/>
       <w:r>
         <w:rPr>
           <w:rFonts w:ascii="Calibri" w:eastAsia="SimHei"/>
@@ -12155,7 +13058,7 @@
         </w:rPr>
         <w:t xml:space="preserve">7.6  预答辩问题库</w:t>
       </w:r>
-      <w:bookmarkEnd w:id="100037"/>
+      <w:bookmarkEnd w:id="100038"/>
     </w:p>
     <w:p>
       <w:pPr>
@@ -12891,7 +13794,7 @@
         <w:keepNext/>
         <w:spacing w:after="140" w:before="280" w:line="312"/>
       </w:pPr>
-      <w:bookmarkStart w:id="100038" w:name="_Toc100038"/>
+      <w:bookmarkStart w:id="100039" w:name="_Toc100039"/>
       <w:r>
         <w:rPr>
           <w:rFonts w:ascii="Calibri" w:eastAsia="SimHei"/>
@@ -12903,7 +13806,7 @@
         </w:rPr>
         <w:t xml:space="preserve">7.7  演示策略</w:t>
       </w:r>
-      <w:bookmarkEnd w:id="100038"/>
+      <w:bookmarkEnd w:id="100039"/>
     </w:p>
     <w:p>
       <w:pPr>
@@ -12927,7 +13830,7 @@
         <w:keepNext/>
         <w:spacing w:after="200" w:before="400" w:line="312"/>
       </w:pPr>
-      <w:bookmarkStart w:id="100039" w:name="_Toc100039"/>
+      <w:bookmarkStart w:id="100040" w:name="_Toc100040"/>
       <w:r>
         <w:rPr>
           <w:rFonts w:ascii="Calibri" w:eastAsia="SimHei"/>
@@ -12939,7 +13842,7 @@
         </w:rPr>
         <w:t xml:space="preserve">第八章  研究方向拓展与成果产出规划</w:t>
       </w:r>
-      <w:bookmarkEnd w:id="100039"/>
+      <w:bookmarkEnd w:id="100040"/>
     </w:p>
     <w:p>
       <w:pPr>
@@ -12947,7 +13850,7 @@
         <w:keepNext/>
         <w:spacing w:after="140" w:before="280" w:line="312"/>
       </w:pPr>
-      <w:bookmarkStart w:id="100040" w:name="_Toc100040"/>
+      <w:bookmarkStart w:id="100041" w:name="_Toc100041"/>
       <w:r>
         <w:rPr>
           <w:rFonts w:ascii="Calibri" w:eastAsia="SimHei"/>
@@ -12959,7 +13862,7 @@
         </w:rPr>
         <w:t xml:space="preserve">8.1  五个可拓展研究方向</w:t>
       </w:r>
-      <w:bookmarkEnd w:id="100040"/>
+      <w:bookmarkEnd w:id="100041"/>
     </w:p>
     <w:p>
       <w:pPr>
@@ -13102,7 +14005,7 @@
         <w:keepNext/>
         <w:spacing w:after="140" w:before="280" w:line="312"/>
       </w:pPr>
-      <w:bookmarkStart w:id="100041" w:name="_Toc100041"/>
+      <w:bookmarkStart w:id="100042" w:name="_Toc100042"/>
       <w:r>
         <w:rPr>
           <w:rFonts w:ascii="Calibri" w:eastAsia="SimHei"/>
@@ -13114,7 +14017,7 @@
         </w:rPr>
         <w:t xml:space="preserve">8.2  成果产出矩阵</w:t>
       </w:r>
-      <w:bookmarkEnd w:id="100041"/>
+      <w:bookmarkEnd w:id="100042"/>
     </w:p>
     <w:p>
       <w:pPr>
@@ -14630,7 +15533,7 @@
         <w:keepNext/>
         <w:spacing w:after="140" w:before="280" w:line="312"/>
       </w:pPr>
-      <w:bookmarkStart w:id="100042" w:name="_Toc100042"/>
+      <w:bookmarkStart w:id="100043" w:name="_Toc100043"/>
       <w:r>
         <w:rPr>
           <w:rFonts w:ascii="Calibri" w:eastAsia="SimHei"/>
@@ -14642,7 +15545,7 @@
         </w:rPr>
         <w:t xml:space="preserve">8.3  十二个月时间线总表</w:t>
       </w:r>
-      <w:bookmarkEnd w:id="100042"/>
+      <w:bookmarkEnd w:id="100043"/>
     </w:p>
     <w:p>
       <w:pPr>
@@ -15882,7 +16785,7 @@
         <w:keepNext/>
         <w:spacing w:after="140" w:before="280" w:line="312"/>
       </w:pPr>
-      <w:bookmarkStart w:id="100043" w:name="_Toc100043"/>
+      <w:bookmarkStart w:id="100044" w:name="_Toc100044"/>
       <w:r>
         <w:rPr>
           <w:rFonts w:ascii="Calibri" w:eastAsia="SimHei"/>
@@ -15894,7 +16797,7 @@
         </w:rPr>
         <w:t xml:space="preserve">8.4  团队分工建议</w:t>
       </w:r>
-      <w:bookmarkEnd w:id="100043"/>
+      <w:bookmarkEnd w:id="100044"/>
     </w:p>
     <w:p>
       <w:pPr>
@@ -16490,7 +17393,7 @@
         <w:keepNext/>
         <w:spacing w:after="140" w:before="280" w:line="312"/>
       </w:pPr>
-      <w:bookmarkStart w:id="100044" w:name="_Toc100044"/>
+      <w:bookmarkStart w:id="100045" w:name="_Toc100045"/>
       <w:r>
         <w:rPr>
           <w:rFonts w:ascii="Calibri" w:eastAsia="SimHei"/>
@@ -16502,7 +17405,7 @@
         </w:rPr>
         <w:t xml:space="preserve">8.5  结语</w:t>
       </w:r>
-      <w:bookmarkEnd w:id="100044"/>
+      <w:bookmarkEnd w:id="100045"/>
     </w:p>
     <w:p>
       <w:pPr>
